--- a/src/statics/documents/业主大会议事规则.docx
+++ b/src/statics/documents/业主大会议事规则.docx
@@ -6,17 +6,17 @@
       <w:pPr>
         <w:spacing w:line="620" w:lineRule="exact"/>
         <w:rPr>
-          <w:rFonts w:ascii="黑体" w:hAnsi="黑体" w:eastAsia="黑体" w:cs="Times New Roman"/>
-          <w:sz w:val="32"/>
-          <w:szCs w:val="32"/>
-        </w:rPr>
-      </w:pPr>
-    </w:p>
-    <w:p>
-      <w:pPr>
-        <w:spacing w:line="620" w:lineRule="exact"/>
-        <w:rPr>
-          <w:rFonts w:ascii="黑体" w:hAnsi="黑体" w:eastAsia="黑体" w:cs="Times New Roman"/>
+          <w:rFonts w:ascii="SimHei" w:hAnsi="SimHei" w:eastAsia="SimHei" w:cs="Times New Roman"/>
+          <w:sz w:val="32"/>
+          <w:szCs w:val="32"/>
+        </w:rPr>
+      </w:pPr>
+    </w:p>
+    <w:p>
+      <w:pPr>
+        <w:spacing w:line="620" w:lineRule="exact"/>
+        <w:rPr>
+          <w:rFonts w:ascii="SimHei" w:hAnsi="SimHei" w:eastAsia="SimHei" w:cs="Times New Roman"/>
           <w:b/>
           <w:bCs/>
           <w:sz w:val="44"/>
@@ -244,14 +244,14 @@
         <w:spacing w:line="620" w:lineRule="exact"/>
         <w:jc w:val="center"/>
         <w:rPr>
-          <w:rFonts w:ascii="黑体" w:hAnsi="黑体" w:eastAsia="黑体" w:cs="黑体"/>
-          <w:sz w:val="32"/>
-          <w:szCs w:val="32"/>
-        </w:rPr>
-      </w:pPr>
-      <w:r>
-        <w:rPr>
-          <w:rFonts w:hint="eastAsia" w:ascii="黑体" w:hAnsi="黑体" w:eastAsia="黑体" w:cs="黑体"/>
+          <w:rFonts w:ascii="SimHei" w:hAnsi="SimHei" w:eastAsia="SimHei" w:cs="SimHei"/>
+          <w:sz w:val="32"/>
+          <w:szCs w:val="32"/>
+        </w:rPr>
+      </w:pPr>
+      <w:r>
+        <w:rPr>
+          <w:rFonts w:hint="eastAsia" w:ascii="SimHei" w:hAnsi="SimHei" w:eastAsia="SimHei" w:cs="SimHei"/>
           <w:sz w:val="32"/>
           <w:szCs w:val="32"/>
         </w:rPr>
@@ -283,7 +283,7 @@
       </w:pPr>
       <w:r>
         <w:rPr>
-          <w:rFonts w:hint="eastAsia" w:ascii="黑体" w:hAnsi="黑体" w:eastAsia="黑体" w:cs="黑体"/>
+          <w:rFonts w:hint="eastAsia" w:ascii="SimHei" w:hAnsi="SimHei" w:eastAsia="SimHei" w:cs="SimHei"/>
           <w:sz w:val="32"/>
           <w:szCs w:val="32"/>
         </w:rPr>
@@ -315,12 +315,14 @@
       </w:r>
       <w:r>
         <w:rPr>
-          <w:rFonts w:hint="eastAsia" w:ascii="仿宋_GB2312" w:hAnsi="仿宋_GB2312" w:eastAsia="仿宋_GB2312" w:cs="Times New Roman"/>
-          <w:sz w:val="32"/>
-          <w:szCs w:val="32"/>
-          <w:u w:val="single"/>
-        </w:rPr>
-        <w:t xml:space="preserve">                          </w:t>
+          <w:rFonts w:hint="eastAsia" w:ascii="仿宋_GB2312" w:hAnsi="仿宋_GB2312" w:eastAsia="仿宋_GB2312" w:cs="仿宋_GB2312"/>
+          <w:b/>
+          <w:bCs/>
+          <w:sz w:val="32"/>
+          <w:szCs w:val="32"/>
+          <w:lang w:val="en-US" w:eastAsia="zh-CN"/>
+        </w:rPr>
+        <w:t>碧桂园江山名筑业主委员会成立大会</w:t>
       </w:r>
       <w:r>
         <w:rPr>
@@ -343,7 +345,7 @@
       </w:pPr>
       <w:r>
         <w:rPr>
-          <w:rFonts w:hint="eastAsia" w:ascii="黑体" w:hAnsi="黑体" w:eastAsia="黑体" w:cs="黑体"/>
+          <w:rFonts w:hint="eastAsia" w:ascii="SimHei" w:hAnsi="SimHei" w:eastAsia="SimHei" w:cs="SimHei"/>
           <w:sz w:val="32"/>
           <w:szCs w:val="32"/>
         </w:rPr>
@@ -376,7 +378,7 @@
     </w:p>
     <w:p>
       <w:pPr>
-        <w:pStyle w:val="5"/>
+        <w:pStyle w:val="7"/>
         <w:overflowPunct w:val="0"/>
         <w:spacing w:before="0" w:line="620" w:lineRule="exact"/>
         <w:ind w:right="358" w:firstLine="640" w:firstLineChars="200"/>
@@ -396,12 +398,12 @@
       </w:r>
       <w:r>
         <w:rPr>
-          <w:rFonts w:hint="eastAsia" w:ascii="仿宋_GB2312" w:hAnsi="仿宋_GB2312" w:eastAsia="仿宋_GB2312" w:cs="Times New Roman"/>
-          <w:sz w:val="32"/>
-          <w:szCs w:val="32"/>
-          <w:u w:val="single"/>
-        </w:rPr>
-        <w:t xml:space="preserve">                                 </w:t>
+          <w:rFonts w:hint="eastAsia" w:ascii="仿宋_GB2312" w:hAnsi="仿宋_GB2312" w:eastAsia="仿宋_GB2312" w:cs="仿宋_GB2312"/>
+          <w:sz w:val="32"/>
+          <w:szCs w:val="32"/>
+          <w:lang w:val="en-US" w:eastAsia="zh-CN"/>
+        </w:rPr>
+        <w:t>长春市双阳区站前街以南，丙二十路（华泰路）以东</w:t>
       </w:r>
       <w:r>
         <w:rPr>
@@ -414,7 +416,7 @@
     </w:p>
     <w:p>
       <w:pPr>
-        <w:pStyle w:val="5"/>
+        <w:pStyle w:val="7"/>
         <w:overflowPunct w:val="0"/>
         <w:spacing w:before="0" w:line="620" w:lineRule="exact"/>
         <w:ind w:right="358" w:firstLine="640" w:firstLineChars="200"/>
@@ -436,11 +438,13 @@
       <w:r>
         <w:rPr>
           <w:rFonts w:hint="eastAsia" w:ascii="仿宋_GB2312" w:hAnsi="仿宋_GB2312" w:eastAsia="仿宋_GB2312" w:cs="Times New Roman"/>
+          <w:kern w:val="0"/>
           <w:sz w:val="32"/>
           <w:szCs w:val="32"/>
           <w:u w:val="single"/>
-        </w:rPr>
-        <w:t xml:space="preserve">                                 </w:t>
+          <w:lang w:val="en-US" w:eastAsia="zh-CN"/>
+        </w:rPr>
+        <w:t>80759.98平方米</w:t>
       </w:r>
       <w:r>
         <w:rPr>
@@ -450,10 +454,12 @@
         </w:rPr>
         <w:t>；</w:t>
       </w:r>
-    </w:p>
-    <w:p>
-      <w:pPr>
-        <w:pStyle w:val="5"/>
+      <w:bookmarkStart w:id="4" w:name="_GoBack"/>
+      <w:bookmarkEnd w:id="4"/>
+    </w:p>
+    <w:p>
+      <w:pPr>
+        <w:pStyle w:val="7"/>
         <w:overflowPunct w:val="0"/>
         <w:spacing w:before="0" w:line="620" w:lineRule="exact"/>
         <w:ind w:firstLine="640" w:firstLineChars="200"/>
@@ -474,46 +480,39 @@
     </w:p>
     <w:p>
       <w:pPr>
-        <w:pStyle w:val="5"/>
+        <w:pStyle w:val="7"/>
         <w:overflowPunct w:val="0"/>
         <w:spacing w:before="0" w:line="620" w:lineRule="exact"/>
         <w:ind w:firstLine="640" w:firstLineChars="200"/>
         <w:rPr>
-          <w:rFonts w:ascii="仿宋_GB2312" w:hAnsi="仿宋_GB2312" w:eastAsia="仿宋_GB2312" w:cs="Times New Roman"/>
+          <w:rFonts w:hint="default" w:ascii="仿宋_GB2312" w:hAnsi="仿宋_GB2312" w:eastAsia="仿宋_GB2312" w:cs="Times New Roman"/>
           <w:sz w:val="32"/>
           <w:szCs w:val="32"/>
           <w:u w:val="single"/>
-        </w:rPr>
-      </w:pPr>
-      <w:r>
-        <w:rPr>
-          <w:rFonts w:hint="eastAsia" w:ascii="仿宋_GB2312" w:hAnsi="仿宋_GB2312" w:eastAsia="仿宋_GB2312" w:cs="仿宋_GB2312"/>
-          <w:sz w:val="32"/>
-          <w:szCs w:val="32"/>
-        </w:rPr>
-        <w:t>东至：</w:t>
-      </w:r>
-      <w:r>
-        <w:rPr>
-          <w:rFonts w:hint="eastAsia" w:ascii="仿宋_GB2312" w:hAnsi="仿宋_GB2312" w:eastAsia="仿宋_GB2312" w:cs="Times New Roman"/>
-          <w:sz w:val="32"/>
-          <w:szCs w:val="32"/>
-          <w:u w:val="single"/>
-        </w:rPr>
-        <w:t xml:space="preserve">                                         </w:t>
-      </w:r>
-      <w:r>
-        <w:rPr>
-          <w:rFonts w:hint="eastAsia" w:ascii="仿宋_GB2312" w:hAnsi="仿宋_GB2312" w:eastAsia="仿宋_GB2312" w:cs="仿宋_GB2312"/>
-          <w:sz w:val="32"/>
-          <w:szCs w:val="32"/>
-        </w:rPr>
-        <w:t>；</w:t>
-      </w:r>
-    </w:p>
-    <w:p>
-      <w:pPr>
-        <w:pStyle w:val="5"/>
+          <w:lang w:val="en-US" w:eastAsia="zh-CN"/>
+        </w:rPr>
+      </w:pPr>
+      <w:r>
+        <w:rPr>
+          <w:rFonts w:hint="eastAsia" w:ascii="仿宋_GB2312" w:hAnsi="仿宋_GB2312" w:eastAsia="仿宋_GB2312" w:cs="仿宋_GB2312"/>
+          <w:sz w:val="32"/>
+          <w:szCs w:val="32"/>
+        </w:rPr>
+        <w:t>东至</w:t>
+      </w:r>
+      <w:r>
+        <w:rPr>
+          <w:rFonts w:hint="eastAsia" w:ascii="仿宋_GB2312" w:hAnsi="仿宋_GB2312" w:eastAsia="仿宋_GB2312" w:cs="仿宋_GB2312"/>
+          <w:sz w:val="32"/>
+          <w:szCs w:val="32"/>
+          <w:lang w:val="en-US" w:eastAsia="zh-CN"/>
+        </w:rPr>
+        <w:t>: 贺山路</w:t>
+      </w:r>
+    </w:p>
+    <w:p>
+      <w:pPr>
+        <w:pStyle w:val="7"/>
         <w:overflowPunct w:val="0"/>
         <w:spacing w:before="0" w:line="620" w:lineRule="exact"/>
         <w:ind w:firstLine="640" w:firstLineChars="200"/>
@@ -538,21 +537,14 @@
           <w:sz w:val="32"/>
           <w:szCs w:val="32"/>
           <w:u w:val="single"/>
-        </w:rPr>
-        <w:t xml:space="preserve">                                         </w:t>
-      </w:r>
-      <w:r>
-        <w:rPr>
-          <w:rFonts w:hint="eastAsia" w:ascii="仿宋_GB2312" w:hAnsi="仿宋_GB2312" w:eastAsia="仿宋_GB2312" w:cs="仿宋_GB2312"/>
-          <w:sz w:val="32"/>
-          <w:szCs w:val="32"/>
-        </w:rPr>
-        <w:t>；</w:t>
-      </w:r>
-    </w:p>
-    <w:p>
-      <w:pPr>
-        <w:pStyle w:val="5"/>
+          <w:lang w:val="en-US" w:eastAsia="zh-CN"/>
+        </w:rPr>
+        <w:t>虹桥北街</w:t>
+      </w:r>
+    </w:p>
+    <w:p>
+      <w:pPr>
+        <w:pStyle w:val="7"/>
         <w:overflowPunct w:val="0"/>
         <w:spacing w:before="0" w:line="620" w:lineRule="exact"/>
         <w:ind w:firstLine="640" w:firstLineChars="200"/>
@@ -577,8 +569,9 @@
           <w:sz w:val="32"/>
           <w:szCs w:val="32"/>
           <w:u w:val="single"/>
-        </w:rPr>
-        <w:t xml:space="preserve">                                         </w:t>
+          <w:lang w:val="en-US" w:eastAsia="zh-CN"/>
+        </w:rPr>
+        <w:t>华泰路</w:t>
       </w:r>
       <w:r>
         <w:rPr>
@@ -591,7 +584,7 @@
     </w:p>
     <w:p>
       <w:pPr>
-        <w:pStyle w:val="5"/>
+        <w:pStyle w:val="7"/>
         <w:overflowPunct w:val="0"/>
         <w:spacing w:before="0" w:line="620" w:lineRule="exact"/>
         <w:ind w:firstLine="640" w:firstLineChars="200"/>
@@ -616,8 +609,9 @@
           <w:sz w:val="32"/>
           <w:szCs w:val="32"/>
           <w:u w:val="single"/>
-        </w:rPr>
-        <w:t xml:space="preserve">                                         </w:t>
+          <w:lang w:val="en-US" w:eastAsia="zh-CN"/>
+        </w:rPr>
+        <w:t>站前街</w:t>
       </w:r>
       <w:r>
         <w:rPr>
@@ -640,7 +634,7 @@
       </w:pPr>
       <w:r>
         <w:rPr>
-          <w:rFonts w:hint="eastAsia" w:ascii="黑体" w:hAnsi="黑体" w:eastAsia="黑体" w:cs="黑体"/>
+          <w:rFonts w:hint="eastAsia" w:ascii="SimHei" w:hAnsi="SimHei" w:eastAsia="SimHei" w:cs="SimHei"/>
           <w:sz w:val="32"/>
           <w:szCs w:val="32"/>
         </w:rPr>
@@ -686,14 +680,14 @@
         <w:spacing w:line="620" w:lineRule="exact"/>
         <w:jc w:val="center"/>
         <w:rPr>
-          <w:rFonts w:ascii="黑体" w:hAnsi="黑体" w:eastAsia="黑体" w:cs="黑体"/>
-          <w:sz w:val="32"/>
-          <w:szCs w:val="32"/>
-        </w:rPr>
-      </w:pPr>
-      <w:r>
-        <w:rPr>
-          <w:rFonts w:hint="eastAsia" w:ascii="黑体" w:hAnsi="黑体" w:eastAsia="黑体" w:cs="黑体"/>
+          <w:rFonts w:ascii="SimHei" w:hAnsi="SimHei" w:eastAsia="SimHei" w:cs="SimHei"/>
+          <w:sz w:val="32"/>
+          <w:szCs w:val="32"/>
+        </w:rPr>
+      </w:pPr>
+      <w:r>
+        <w:rPr>
+          <w:rFonts w:hint="eastAsia" w:ascii="SimHei" w:hAnsi="SimHei" w:eastAsia="SimHei" w:cs="SimHei"/>
           <w:sz w:val="32"/>
           <w:szCs w:val="32"/>
         </w:rPr>
@@ -725,7 +719,7 @@
       </w:pPr>
       <w:r>
         <w:rPr>
-          <w:rFonts w:hint="eastAsia" w:ascii="黑体" w:hAnsi="黑体" w:eastAsia="黑体" w:cs="黑体"/>
+          <w:rFonts w:hint="eastAsia" w:ascii="SimHei" w:hAnsi="SimHei" w:eastAsia="SimHei" w:cs="SimHei"/>
           <w:sz w:val="32"/>
           <w:szCs w:val="32"/>
         </w:rPr>
@@ -1154,7 +1148,7 @@
       </w:pPr>
       <w:r>
         <w:rPr>
-          <w:rFonts w:hint="eastAsia" w:ascii="黑体" w:hAnsi="黑体" w:eastAsia="黑体" w:cs="黑体"/>
+          <w:rFonts w:hint="eastAsia" w:ascii="SimHei" w:hAnsi="SimHei" w:eastAsia="SimHei" w:cs="SimHei"/>
           <w:sz w:val="32"/>
           <w:szCs w:val="32"/>
         </w:rPr>
@@ -1203,17 +1197,7 @@
           <w:sz w:val="32"/>
           <w:szCs w:val="32"/>
         </w:rPr>
-        <w:t>车位、摊位等特定空间</w:t>
-      </w:r>
-      <w:bookmarkStart w:id="4" w:name="_GoBack"/>
-      <w:bookmarkEnd w:id="4"/>
-      <w:r>
-        <w:rPr>
-          <w:rFonts w:hint="eastAsia" w:ascii="仿宋_GB2312" w:hAnsi="仿宋_GB2312" w:eastAsia="仿宋_GB2312" w:cs="仿宋_GB2312"/>
-          <w:sz w:val="32"/>
-          <w:szCs w:val="32"/>
-        </w:rPr>
-        <w:t>计入业主投票权数的专有部分面积。</w:t>
+        <w:t>车位、摊位等特定空间计入业主投票权数的专有部分面积。</w:t>
       </w:r>
     </w:p>
     <w:p>
@@ -1244,7 +1228,7 @@
       </w:pPr>
       <w:r>
         <w:rPr>
-          <w:rFonts w:hint="eastAsia" w:ascii="黑体" w:hAnsi="黑体" w:eastAsia="黑体" w:cs="黑体"/>
+          <w:rFonts w:hint="eastAsia" w:ascii="SimHei" w:hAnsi="SimHei" w:eastAsia="SimHei" w:cs="SimHei"/>
           <w:sz w:val="32"/>
           <w:szCs w:val="32"/>
         </w:rPr>
@@ -1289,7 +1273,7 @@
       </w:pPr>
       <w:r>
         <w:rPr>
-          <w:rFonts w:hint="eastAsia" w:ascii="黑体" w:hAnsi="黑体" w:eastAsia="黑体" w:cs="黑体"/>
+          <w:rFonts w:hint="eastAsia" w:ascii="SimHei" w:hAnsi="SimHei" w:eastAsia="SimHei" w:cs="SimHei"/>
         </w:rPr>
         <w:t>第七条</w:t>
       </w:r>
@@ -1318,7 +1302,7 @@
       </w:pPr>
       <w:r>
         <w:rPr>
-          <w:rFonts w:hint="eastAsia" w:ascii="黑体" w:hAnsi="黑体" w:eastAsia="黑体" w:cs="黑体"/>
+          <w:rFonts w:hint="eastAsia" w:ascii="SimHei" w:hAnsi="SimHei" w:eastAsia="SimHei" w:cs="SimHei"/>
           <w:sz w:val="32"/>
           <w:szCs w:val="32"/>
         </w:rPr>
@@ -1473,7 +1457,26 @@
           <w:szCs w:val="32"/>
           <w:u w:val="single"/>
         </w:rPr>
-        <w:t xml:space="preserve">      </w:t>
+        <w:t xml:space="preserve">    </w:t>
+      </w:r>
+      <w:r>
+        <w:rPr>
+          <w:rFonts w:hint="eastAsia" w:ascii="仿宋_GB2312" w:hAnsi="仿宋_GB2312" w:eastAsia="仿宋_GB2312" w:cs="仿宋_GB2312"/>
+          <w:sz w:val="32"/>
+          <w:szCs w:val="32"/>
+          <w:u w:val="single"/>
+          <w:lang w:val="en-US" w:eastAsia="zh-CN"/>
+        </w:rPr>
+        <w:t>2</w:t>
+      </w:r>
+      <w:r>
+        <w:rPr>
+          <w:rFonts w:hint="eastAsia" w:ascii="仿宋_GB2312" w:hAnsi="仿宋_GB2312" w:eastAsia="仿宋_GB2312" w:cs="仿宋_GB2312"/>
+          <w:sz w:val="32"/>
+          <w:szCs w:val="32"/>
+          <w:u w:val="single"/>
+        </w:rPr>
+        <w:t xml:space="preserve">  </w:t>
       </w:r>
       <w:r>
         <w:rPr>
@@ -1633,7 +1636,7 @@
       </w:pPr>
       <w:r>
         <w:rPr>
-          <w:rFonts w:hint="eastAsia" w:ascii="黑体" w:hAnsi="黑体" w:eastAsia="黑体" w:cs="黑体"/>
+          <w:rFonts w:hint="eastAsia" w:ascii="SimHei" w:hAnsi="SimHei" w:eastAsia="SimHei" w:cs="SimHei"/>
           <w:sz w:val="32"/>
           <w:szCs w:val="32"/>
         </w:rPr>
@@ -1681,7 +1684,26 @@
           <w:szCs w:val="32"/>
           <w:u w:val="single"/>
         </w:rPr>
-        <w:t xml:space="preserve">      </w:t>
+        <w:t xml:space="preserve">     </w:t>
+      </w:r>
+      <w:r>
+        <w:rPr>
+          <w:rFonts w:hint="eastAsia" w:ascii="仿宋_GB2312" w:hAnsi="仿宋_GB2312" w:eastAsia="仿宋_GB2312" w:cs="仿宋_GB2312"/>
+          <w:sz w:val="32"/>
+          <w:szCs w:val="32"/>
+          <w:u w:val="single"/>
+          <w:lang w:val="en-US" w:eastAsia="zh-CN"/>
+        </w:rPr>
+        <w:t>1</w:t>
+      </w:r>
+      <w:r>
+        <w:rPr>
+          <w:rFonts w:hint="eastAsia" w:ascii="仿宋_GB2312" w:hAnsi="仿宋_GB2312" w:eastAsia="仿宋_GB2312" w:cs="仿宋_GB2312"/>
+          <w:sz w:val="32"/>
+          <w:szCs w:val="32"/>
+          <w:u w:val="single"/>
+        </w:rPr>
+        <w:t xml:space="preserve"> </w:t>
       </w:r>
       <w:r>
         <w:rPr>
@@ -1698,7 +1720,26 @@
           <w:szCs w:val="32"/>
           <w:u w:val="single"/>
         </w:rPr>
-        <w:t xml:space="preserve">      </w:t>
+        <w:t xml:space="preserve">   </w:t>
+      </w:r>
+      <w:r>
+        <w:rPr>
+          <w:rFonts w:hint="eastAsia" w:ascii="仿宋_GB2312" w:hAnsi="仿宋_GB2312" w:eastAsia="仿宋_GB2312" w:cs="仿宋_GB2312"/>
+          <w:sz w:val="32"/>
+          <w:szCs w:val="32"/>
+          <w:u w:val="single"/>
+          <w:lang w:val="en-US" w:eastAsia="zh-CN"/>
+        </w:rPr>
+        <w:t>10月1日</w:t>
+      </w:r>
+      <w:r>
+        <w:rPr>
+          <w:rFonts w:hint="eastAsia" w:ascii="仿宋_GB2312" w:hAnsi="仿宋_GB2312" w:eastAsia="仿宋_GB2312" w:cs="仿宋_GB2312"/>
+          <w:sz w:val="32"/>
+          <w:szCs w:val="32"/>
+          <w:u w:val="single"/>
+        </w:rPr>
+        <w:t xml:space="preserve">   </w:t>
       </w:r>
       <w:r>
         <w:rPr>
@@ -1930,7 +1971,7 @@
       </w:pPr>
       <w:r>
         <w:rPr>
-          <w:rFonts w:hint="eastAsia" w:ascii="黑体" w:hAnsi="黑体" w:eastAsia="黑体" w:cs="黑体"/>
+          <w:rFonts w:hint="eastAsia" w:ascii="SimHei" w:hAnsi="SimHei" w:eastAsia="SimHei" w:cs="SimHei"/>
           <w:sz w:val="32"/>
           <w:szCs w:val="32"/>
         </w:rPr>
@@ -2182,7 +2223,7 @@
       </w:pPr>
       <w:r>
         <w:rPr>
-          <w:rFonts w:hint="eastAsia" w:ascii="黑体" w:hAnsi="黑体" w:eastAsia="黑体" w:cs="黑体"/>
+          <w:rFonts w:hint="eastAsia" w:ascii="SimHei" w:hAnsi="SimHei" w:eastAsia="SimHei" w:cs="SimHei"/>
           <w:sz w:val="32"/>
           <w:szCs w:val="32"/>
         </w:rPr>
@@ -2234,7 +2275,7 @@
       </w:pPr>
       <w:r>
         <w:rPr>
-          <w:rFonts w:hint="eastAsia" w:ascii="黑体" w:hAnsi="黑体" w:eastAsia="黑体" w:cs="黑体"/>
+          <w:rFonts w:hint="eastAsia" w:ascii="SimHei" w:hAnsi="SimHei" w:eastAsia="SimHei" w:cs="SimHei"/>
           <w:sz w:val="32"/>
           <w:szCs w:val="32"/>
         </w:rPr>
@@ -2288,7 +2329,7 @@
       </w:pPr>
       <w:r>
         <w:rPr>
-          <w:rFonts w:hint="eastAsia" w:ascii="黑体" w:hAnsi="黑体" w:eastAsia="黑体" w:cs="黑体"/>
+          <w:rFonts w:hint="eastAsia" w:ascii="SimHei" w:hAnsi="SimHei" w:eastAsia="SimHei" w:cs="SimHei"/>
           <w:sz w:val="32"/>
           <w:szCs w:val="32"/>
         </w:rPr>
@@ -2336,7 +2377,26 @@
           <w:szCs w:val="32"/>
           <w:u w:val="single"/>
         </w:rPr>
-        <w:t xml:space="preserve">      </w:t>
+        <w:t xml:space="preserve"> </w:t>
+      </w:r>
+      <w:r>
+        <w:rPr>
+          <w:rFonts w:hint="eastAsia" w:ascii="仿宋_GB2312" w:hAnsi="仿宋_GB2312" w:eastAsia="仿宋_GB2312" w:cs="仿宋_GB2312"/>
+          <w:sz w:val="32"/>
+          <w:szCs w:val="32"/>
+          <w:u w:val="single"/>
+          <w:lang w:val="en-US" w:eastAsia="zh-CN"/>
+        </w:rPr>
+        <w:t>一</w:t>
+      </w:r>
+      <w:r>
+        <w:rPr>
+          <w:rFonts w:ascii="仿宋_GB2312" w:hAnsi="仿宋_GB2312" w:eastAsia="仿宋_GB2312" w:cs="仿宋_GB2312"/>
+          <w:sz w:val="32"/>
+          <w:szCs w:val="32"/>
+          <w:u w:val="single"/>
+        </w:rPr>
+        <w:t xml:space="preserve">    </w:t>
       </w:r>
       <w:r>
         <w:rPr>
@@ -2363,7 +2423,42 @@
           <w:sz w:val="32"/>
           <w:szCs w:val="32"/>
         </w:rPr>
-        <w:t>（一）由全体业主参加业主大会会议；</w:t>
+        <w:t>（一）由全体业主参加业主大会会议</w:t>
+      </w:r>
+      <w:r>
+        <w:rPr>
+          <w:rFonts w:hint="eastAsia" w:ascii="仿宋_GB2312" w:hAnsi="仿宋_GB2312" w:eastAsia="仿宋_GB2312" w:cs="仿宋_GB2312"/>
+          <w:sz w:val="32"/>
+          <w:szCs w:val="32"/>
+          <w:lang w:eastAsia="zh-CN"/>
+        </w:rPr>
+        <w:t>（</w:t>
+      </w:r>
+      <w:r>
+        <w:rPr>
+          <w:rFonts w:hint="eastAsia" w:ascii="仿宋_GB2312" w:hAnsi="仿宋_GB2312" w:eastAsia="仿宋_GB2312" w:cs="仿宋_GB2312"/>
+          <w:sz w:val="32"/>
+          <w:szCs w:val="32"/>
+          <w:lang w:val="en-US" w:eastAsia="zh-CN"/>
+        </w:rPr>
+        <w:t>微信群</w:t>
+      </w:r>
+      <w:r>
+        <w:rPr>
+          <w:rFonts w:hint="eastAsia" w:ascii="仿宋_GB2312" w:hAnsi="仿宋_GB2312" w:eastAsia="仿宋_GB2312" w:cs="仿宋_GB2312"/>
+          <w:sz w:val="32"/>
+          <w:szCs w:val="32"/>
+          <w:lang w:eastAsia="zh-CN"/>
+        </w:rPr>
+        <w:t>）</w:t>
+      </w:r>
+      <w:r>
+        <w:rPr>
+          <w:rFonts w:hint="eastAsia" w:ascii="仿宋_GB2312" w:hAnsi="仿宋_GB2312" w:eastAsia="仿宋_GB2312" w:cs="仿宋_GB2312"/>
+          <w:sz w:val="32"/>
+          <w:szCs w:val="32"/>
+        </w:rPr>
+        <w:t>；</w:t>
       </w:r>
     </w:p>
     <w:p>
@@ -2434,7 +2529,26 @@
           <w:szCs w:val="32"/>
           <w:u w:val="single"/>
         </w:rPr>
-        <w:t xml:space="preserve">      </w:t>
+        <w:t xml:space="preserve">   </w:t>
+      </w:r>
+      <w:r>
+        <w:rPr>
+          <w:rFonts w:hint="eastAsia" w:ascii="仿宋_GB2312" w:hAnsi="仿宋_GB2312" w:eastAsia="仿宋_GB2312" w:cs="仿宋_GB2312"/>
+          <w:sz w:val="32"/>
+          <w:szCs w:val="32"/>
+          <w:u w:val="single"/>
+          <w:lang w:val="en-US" w:eastAsia="zh-CN"/>
+        </w:rPr>
+        <w:t>2</w:t>
+      </w:r>
+      <w:r>
+        <w:rPr>
+          <w:rFonts w:hint="eastAsia" w:ascii="仿宋_GB2312" w:hAnsi="仿宋_GB2312" w:eastAsia="仿宋_GB2312" w:cs="仿宋_GB2312"/>
+          <w:sz w:val="32"/>
+          <w:szCs w:val="32"/>
+          <w:u w:val="single"/>
+        </w:rPr>
+        <w:t xml:space="preserve">   </w:t>
       </w:r>
       <w:r>
         <w:rPr>
@@ -2511,61 +2625,7 @@
       </w:pPr>
       <w:r>
         <w:rPr>
-          <w:rFonts w:ascii="仿宋_GB2312" w:hAnsi="仿宋_GB2312" w:eastAsia="仿宋_GB2312" w:cs="仿宋_GB2312"/>
-          <w:sz w:val="32"/>
-          <w:szCs w:val="32"/>
-        </w:rPr>
-        <w:t>3.</w:t>
-      </w:r>
-      <w:r>
-        <w:rPr>
-          <w:rFonts w:ascii="仿宋_GB2312" w:hAnsi="仿宋_GB2312" w:eastAsia="仿宋_GB2312" w:cs="仿宋_GB2312"/>
-          <w:sz w:val="32"/>
-          <w:szCs w:val="32"/>
-          <w:u w:val="single"/>
-        </w:rPr>
-        <w:t xml:space="preserve">        </w:t>
-      </w:r>
-      <w:r>
-        <w:rPr>
-          <w:rFonts w:hint="eastAsia" w:ascii="仿宋_GB2312" w:hAnsi="仿宋_GB2312" w:eastAsia="仿宋_GB2312" w:cs="仿宋_GB2312"/>
-          <w:sz w:val="32"/>
-          <w:szCs w:val="32"/>
-          <w:u w:val="single"/>
-        </w:rPr>
-        <w:t xml:space="preserve">                           </w:t>
-      </w:r>
-      <w:r>
-        <w:rPr>
-          <w:rFonts w:ascii="仿宋_GB2312" w:hAnsi="仿宋_GB2312" w:eastAsia="仿宋_GB2312" w:cs="仿宋_GB2312"/>
-          <w:sz w:val="32"/>
-          <w:szCs w:val="32"/>
-          <w:u w:val="single"/>
-        </w:rPr>
-        <w:t xml:space="preserve">             </w:t>
-      </w:r>
-      <w:r>
-        <w:rPr>
-          <w:rFonts w:hint="eastAsia" w:ascii="仿宋_GB2312" w:hAnsi="仿宋_GB2312" w:eastAsia="仿宋_GB2312" w:cs="仿宋_GB2312"/>
-          <w:sz w:val="32"/>
-          <w:szCs w:val="32"/>
-        </w:rPr>
-        <w:t>。</w:t>
-      </w:r>
-    </w:p>
-    <w:p>
-      <w:pPr>
-        <w:spacing w:line="620" w:lineRule="exact"/>
-        <w:ind w:firstLine="640" w:firstLineChars="200"/>
-        <w:rPr>
-          <w:rFonts w:ascii="仿宋_GB2312" w:hAnsi="仿宋_GB2312" w:eastAsia="仿宋_GB2312" w:cs="Times New Roman"/>
-          <w:sz w:val="32"/>
-          <w:szCs w:val="32"/>
-        </w:rPr>
-      </w:pPr>
-      <w:r>
-        <w:rPr>
-          <w:rFonts w:hint="eastAsia" w:ascii="黑体" w:hAnsi="黑体" w:eastAsia="黑体" w:cs="黑体"/>
+          <w:rFonts w:hint="eastAsia" w:ascii="SimHei" w:hAnsi="SimHei" w:eastAsia="SimHei" w:cs="SimHei"/>
           <w:sz w:val="32"/>
           <w:szCs w:val="32"/>
         </w:rPr>
@@ -2657,7 +2717,7 @@
       </w:pPr>
       <w:r>
         <w:rPr>
-          <w:rFonts w:hint="eastAsia" w:ascii="黑体" w:hAnsi="黑体" w:eastAsia="黑体" w:cs="黑体"/>
+          <w:rFonts w:hint="eastAsia" w:ascii="SimHei" w:hAnsi="SimHei" w:eastAsia="SimHei" w:cs="SimHei"/>
           <w:sz w:val="32"/>
           <w:szCs w:val="32"/>
         </w:rPr>
@@ -2692,7 +2752,7 @@
       </w:pPr>
       <w:r>
         <w:rPr>
-          <w:rFonts w:hint="eastAsia" w:ascii="黑体" w:hAnsi="黑体" w:eastAsia="黑体" w:cs="黑体"/>
+          <w:rFonts w:hint="eastAsia" w:ascii="SimHei" w:hAnsi="SimHei" w:eastAsia="SimHei" w:cs="SimHei"/>
           <w:sz w:val="32"/>
           <w:szCs w:val="32"/>
         </w:rPr>
@@ -2746,7 +2806,7 @@
       </w:pPr>
       <w:r>
         <w:rPr>
-          <w:rFonts w:hint="eastAsia" w:ascii="黑体" w:hAnsi="黑体" w:eastAsia="黑体" w:cs="黑体"/>
+          <w:rFonts w:hint="eastAsia" w:ascii="SimHei" w:hAnsi="SimHei" w:eastAsia="SimHei" w:cs="SimHei"/>
           <w:sz w:val="32"/>
           <w:szCs w:val="32"/>
         </w:rPr>
@@ -3373,7 +3433,7 @@
       </w:pPr>
       <w:r>
         <w:rPr>
-          <w:rFonts w:hint="eastAsia" w:ascii="黑体" w:hAnsi="黑体" w:eastAsia="黑体" w:cs="黑体"/>
+          <w:rFonts w:hint="eastAsia" w:ascii="SimHei" w:hAnsi="SimHei" w:eastAsia="SimHei" w:cs="SimHei"/>
           <w:sz w:val="32"/>
           <w:szCs w:val="32"/>
         </w:rPr>
@@ -3427,7 +3487,7 @@
       </w:pPr>
       <w:r>
         <w:rPr>
-          <w:rFonts w:hint="eastAsia" w:ascii="黑体" w:hAnsi="黑体" w:eastAsia="黑体" w:cs="黑体"/>
+          <w:rFonts w:hint="eastAsia" w:ascii="SimHei" w:hAnsi="SimHei" w:eastAsia="SimHei" w:cs="SimHei"/>
           <w:sz w:val="32"/>
           <w:szCs w:val="32"/>
         </w:rPr>
@@ -3461,7 +3521,7 @@
       </w:pPr>
       <w:r>
         <w:rPr>
-          <w:rFonts w:hint="eastAsia" w:ascii="黑体" w:hAnsi="黑体" w:eastAsia="黑体" w:cs="黑体"/>
+          <w:rFonts w:hint="eastAsia" w:ascii="SimHei" w:hAnsi="SimHei" w:eastAsia="SimHei" w:cs="SimHei"/>
         </w:rPr>
         <w:t>第二十条</w:t>
       </w:r>
@@ -3490,7 +3550,7 @@
       </w:pPr>
       <w:r>
         <w:rPr>
-          <w:rFonts w:hint="eastAsia" w:ascii="黑体" w:hAnsi="黑体" w:eastAsia="黑体" w:cs="黑体"/>
+          <w:rFonts w:hint="eastAsia" w:ascii="SimHei" w:hAnsi="SimHei" w:eastAsia="SimHei" w:cs="SimHei"/>
           <w:sz w:val="32"/>
           <w:szCs w:val="32"/>
         </w:rPr>
@@ -3525,7 +3585,7 @@
       </w:pPr>
       <w:r>
         <w:rPr>
-          <w:rFonts w:hint="eastAsia" w:ascii="黑体" w:hAnsi="黑体" w:eastAsia="黑体" w:cs="黑体"/>
+          <w:rFonts w:hint="eastAsia" w:ascii="SimHei" w:hAnsi="SimHei" w:eastAsia="SimHei" w:cs="SimHei"/>
           <w:sz w:val="32"/>
           <w:szCs w:val="32"/>
         </w:rPr>
@@ -3565,14 +3625,14 @@
         <w:spacing w:line="620" w:lineRule="exact"/>
         <w:jc w:val="center"/>
         <w:rPr>
-          <w:rFonts w:ascii="黑体" w:hAnsi="黑体" w:eastAsia="黑体" w:cs="黑体"/>
-          <w:sz w:val="32"/>
-          <w:szCs w:val="32"/>
-        </w:rPr>
-      </w:pPr>
-      <w:r>
-        <w:rPr>
-          <w:rFonts w:hint="eastAsia" w:ascii="黑体" w:hAnsi="黑体" w:eastAsia="黑体" w:cs="黑体"/>
+          <w:rFonts w:ascii="SimHei" w:hAnsi="SimHei" w:eastAsia="SimHei" w:cs="SimHei"/>
+          <w:sz w:val="32"/>
+          <w:szCs w:val="32"/>
+        </w:rPr>
+      </w:pPr>
+      <w:r>
+        <w:rPr>
+          <w:rFonts w:hint="eastAsia" w:ascii="SimHei" w:hAnsi="SimHei" w:eastAsia="SimHei" w:cs="SimHei"/>
           <w:sz w:val="32"/>
           <w:szCs w:val="32"/>
         </w:rPr>
@@ -3599,7 +3659,7 @@
       </w:pPr>
       <w:r>
         <w:rPr>
-          <w:rFonts w:hint="eastAsia" w:ascii="黑体" w:hAnsi="黑体" w:eastAsia="黑体" w:cs="黑体"/>
+          <w:rFonts w:hint="eastAsia" w:ascii="SimHei" w:hAnsi="SimHei" w:eastAsia="SimHei" w:cs="SimHei"/>
           <w:sz w:val="32"/>
           <w:szCs w:val="32"/>
         </w:rPr>
@@ -4043,7 +4103,7 @@
       </w:pPr>
       <w:r>
         <w:rPr>
-          <w:rFonts w:hint="eastAsia" w:ascii="黑体" w:hAnsi="黑体" w:eastAsia="黑体" w:cs="黑体"/>
+          <w:rFonts w:hint="eastAsia" w:ascii="SimHei" w:hAnsi="SimHei" w:eastAsia="SimHei" w:cs="SimHei"/>
           <w:sz w:val="32"/>
           <w:szCs w:val="32"/>
         </w:rPr>
@@ -4198,7 +4258,7 @@
       </w:pPr>
       <w:r>
         <w:rPr>
-          <w:rFonts w:hint="eastAsia" w:ascii="黑体" w:hAnsi="黑体" w:eastAsia="黑体" w:cs="黑体"/>
+          <w:rFonts w:hint="eastAsia" w:ascii="SimHei" w:hAnsi="SimHei" w:eastAsia="SimHei" w:cs="SimHei"/>
           <w:sz w:val="32"/>
           <w:szCs w:val="32"/>
         </w:rPr>
@@ -4341,7 +4401,7 @@
       </w:pPr>
       <w:r>
         <w:rPr>
-          <w:rFonts w:hint="eastAsia" w:ascii="黑体" w:hAnsi="黑体" w:eastAsia="黑体" w:cs="黑体"/>
+          <w:rFonts w:hint="eastAsia" w:ascii="SimHei" w:hAnsi="SimHei" w:eastAsia="SimHei" w:cs="SimHei"/>
           <w:sz w:val="32"/>
           <w:szCs w:val="32"/>
         </w:rPr>
@@ -4446,7 +4506,7 @@
       </w:pPr>
       <w:r>
         <w:rPr>
-          <w:rFonts w:hint="eastAsia" w:ascii="黑体" w:hAnsi="黑体" w:eastAsia="黑体" w:cs="黑体"/>
+          <w:rFonts w:hint="eastAsia" w:ascii="SimHei" w:hAnsi="SimHei" w:eastAsia="SimHei" w:cs="SimHei"/>
           <w:sz w:val="32"/>
           <w:szCs w:val="32"/>
         </w:rPr>
@@ -4517,7 +4577,7 @@
       </w:pPr>
       <w:r>
         <w:rPr>
-          <w:rFonts w:hint="eastAsia" w:ascii="黑体" w:hAnsi="黑体" w:eastAsia="黑体" w:cs="黑体"/>
+          <w:rFonts w:hint="eastAsia" w:ascii="SimHei" w:hAnsi="SimHei" w:eastAsia="SimHei" w:cs="SimHei"/>
           <w:sz w:val="32"/>
           <w:szCs w:val="32"/>
         </w:rPr>
@@ -4552,7 +4612,7 @@
       </w:pPr>
       <w:r>
         <w:rPr>
-          <w:rFonts w:hint="eastAsia" w:ascii="黑体" w:hAnsi="黑体" w:eastAsia="黑体" w:cs="黑体"/>
+          <w:rFonts w:hint="eastAsia" w:ascii="SimHei" w:hAnsi="SimHei" w:eastAsia="SimHei" w:cs="SimHei"/>
           <w:sz w:val="32"/>
           <w:szCs w:val="32"/>
         </w:rPr>
@@ -4587,7 +4647,7 @@
       </w:pPr>
       <w:r>
         <w:rPr>
-          <w:rFonts w:hint="eastAsia" w:ascii="黑体" w:hAnsi="黑体" w:eastAsia="黑体" w:cs="黑体"/>
+          <w:rFonts w:hint="eastAsia" w:ascii="SimHei" w:hAnsi="SimHei" w:eastAsia="SimHei" w:cs="SimHei"/>
           <w:sz w:val="32"/>
           <w:szCs w:val="32"/>
         </w:rPr>
@@ -4828,7 +4888,7 @@
       </w:pPr>
       <w:r>
         <w:rPr>
-          <w:rFonts w:hint="eastAsia" w:ascii="黑体" w:hAnsi="黑体" w:eastAsia="黑体" w:cs="黑体"/>
+          <w:rFonts w:hint="eastAsia" w:ascii="SimHei" w:hAnsi="SimHei" w:eastAsia="SimHei" w:cs="SimHei"/>
           <w:sz w:val="32"/>
           <w:szCs w:val="32"/>
         </w:rPr>
@@ -4882,7 +4942,7 @@
       </w:pPr>
       <w:r>
         <w:rPr>
-          <w:rFonts w:hint="eastAsia" w:ascii="黑体" w:hAnsi="黑体" w:eastAsia="黑体" w:cs="黑体"/>
+          <w:rFonts w:hint="eastAsia" w:ascii="SimHei" w:hAnsi="SimHei" w:eastAsia="SimHei" w:cs="SimHei"/>
           <w:sz w:val="32"/>
           <w:szCs w:val="32"/>
         </w:rPr>
@@ -4936,7 +4996,7 @@
       </w:pPr>
       <w:r>
         <w:rPr>
-          <w:rFonts w:hint="eastAsia" w:ascii="黑体" w:hAnsi="黑体" w:eastAsia="黑体" w:cs="黑体"/>
+          <w:rFonts w:hint="eastAsia" w:ascii="SimHei" w:hAnsi="SimHei" w:eastAsia="SimHei" w:cs="SimHei"/>
           <w:sz w:val="32"/>
           <w:szCs w:val="32"/>
         </w:rPr>
@@ -5066,7 +5126,7 @@
       </w:pPr>
       <w:r>
         <w:rPr>
-          <w:rFonts w:hint="eastAsia" w:ascii="黑体" w:hAnsi="黑体" w:eastAsia="黑体" w:cs="黑体"/>
+          <w:rFonts w:hint="eastAsia" w:ascii="SimHei" w:hAnsi="SimHei" w:eastAsia="SimHei" w:cs="SimHei"/>
           <w:sz w:val="32"/>
           <w:szCs w:val="32"/>
         </w:rPr>
@@ -5101,7 +5161,7 @@
       </w:pPr>
       <w:r>
         <w:rPr>
-          <w:rFonts w:hint="eastAsia" w:ascii="黑体" w:hAnsi="黑体" w:eastAsia="黑体" w:cs="黑体"/>
+          <w:rFonts w:hint="eastAsia" w:ascii="SimHei" w:hAnsi="SimHei" w:eastAsia="SimHei" w:cs="SimHei"/>
           <w:sz w:val="32"/>
           <w:szCs w:val="32"/>
         </w:rPr>
@@ -5136,7 +5196,7 @@
       </w:pPr>
       <w:r>
         <w:rPr>
-          <w:rFonts w:hint="eastAsia" w:ascii="黑体" w:hAnsi="黑体" w:eastAsia="黑体" w:cs="黑体"/>
+          <w:rFonts w:hint="eastAsia" w:ascii="SimHei" w:hAnsi="SimHei" w:eastAsia="SimHei" w:cs="SimHei"/>
           <w:sz w:val="32"/>
           <w:szCs w:val="32"/>
         </w:rPr>
@@ -5266,7 +5326,7 @@
       </w:pPr>
       <w:r>
         <w:rPr>
-          <w:rFonts w:hint="eastAsia" w:ascii="黑体" w:hAnsi="黑体" w:eastAsia="黑体" w:cs="黑体"/>
+          <w:rFonts w:hint="eastAsia" w:ascii="SimHei" w:hAnsi="SimHei" w:eastAsia="SimHei" w:cs="SimHei"/>
           <w:sz w:val="32"/>
           <w:szCs w:val="32"/>
         </w:rPr>
@@ -5750,7 +5810,7 @@
       </w:pPr>
       <w:r>
         <w:rPr>
-          <w:rFonts w:hint="eastAsia" w:ascii="黑体" w:hAnsi="黑体" w:eastAsia="黑体" w:cs="黑体"/>
+          <w:rFonts w:hint="eastAsia" w:ascii="SimHei" w:hAnsi="SimHei" w:eastAsia="SimHei" w:cs="SimHei"/>
           <w:sz w:val="32"/>
           <w:szCs w:val="32"/>
         </w:rPr>
@@ -5842,7 +5902,7 @@
       </w:pPr>
       <w:r>
         <w:rPr>
-          <w:rFonts w:hint="eastAsia" w:ascii="黑体" w:hAnsi="黑体" w:eastAsia="黑体" w:cs="黑体"/>
+          <w:rFonts w:hint="eastAsia" w:ascii="SimHei" w:hAnsi="SimHei" w:eastAsia="SimHei" w:cs="SimHei"/>
           <w:sz w:val="32"/>
           <w:szCs w:val="32"/>
         </w:rPr>
@@ -5877,7 +5937,7 @@
       </w:pPr>
       <w:r>
         <w:rPr>
-          <w:rFonts w:hint="eastAsia" w:ascii="黑体" w:hAnsi="黑体" w:eastAsia="黑体" w:cs="黑体"/>
+          <w:rFonts w:hint="eastAsia" w:ascii="SimHei" w:hAnsi="SimHei" w:eastAsia="SimHei" w:cs="SimHei"/>
           <w:sz w:val="32"/>
           <w:szCs w:val="32"/>
         </w:rPr>
@@ -5931,7 +5991,7 @@
       </w:pPr>
       <w:r>
         <w:rPr>
-          <w:rFonts w:hint="eastAsia" w:ascii="黑体" w:hAnsi="黑体" w:eastAsia="黑体" w:cs="黑体"/>
+          <w:rFonts w:hint="eastAsia" w:ascii="SimHei" w:hAnsi="SimHei" w:eastAsia="SimHei" w:cs="SimHei"/>
           <w:sz w:val="32"/>
           <w:szCs w:val="32"/>
         </w:rPr>
@@ -6301,7 +6361,7 @@
       </w:pPr>
       <w:r>
         <w:rPr>
-          <w:rFonts w:hint="eastAsia" w:ascii="黑体" w:hAnsi="黑体" w:eastAsia="黑体" w:cs="黑体"/>
+          <w:rFonts w:hint="eastAsia" w:ascii="SimHei" w:hAnsi="SimHei" w:eastAsia="SimHei" w:cs="SimHei"/>
         </w:rPr>
         <w:t>第四十二条</w:t>
       </w:r>
@@ -6333,14 +6393,14 @@
         <w:spacing w:line="620" w:lineRule="exact"/>
         <w:jc w:val="center"/>
         <w:rPr>
-          <w:rFonts w:ascii="黑体" w:hAnsi="黑体" w:eastAsia="黑体" w:cs="黑体"/>
-          <w:sz w:val="32"/>
-          <w:szCs w:val="32"/>
-        </w:rPr>
-      </w:pPr>
-      <w:r>
-        <w:rPr>
-          <w:rFonts w:hint="eastAsia" w:ascii="黑体" w:hAnsi="黑体" w:eastAsia="黑体" w:cs="黑体"/>
+          <w:rFonts w:ascii="SimHei" w:hAnsi="SimHei" w:eastAsia="SimHei" w:cs="SimHei"/>
+          <w:sz w:val="32"/>
+          <w:szCs w:val="32"/>
+        </w:rPr>
+      </w:pPr>
+      <w:r>
+        <w:rPr>
+          <w:rFonts w:hint="eastAsia" w:ascii="SimHei" w:hAnsi="SimHei" w:eastAsia="SimHei" w:cs="SimHei"/>
           <w:sz w:val="32"/>
           <w:szCs w:val="32"/>
         </w:rPr>
@@ -6367,7 +6427,7 @@
       </w:pPr>
       <w:r>
         <w:rPr>
-          <w:rFonts w:hint="eastAsia" w:ascii="黑体" w:hAnsi="黑体" w:eastAsia="黑体" w:cs="黑体"/>
+          <w:rFonts w:hint="eastAsia" w:ascii="SimHei" w:hAnsi="SimHei" w:eastAsia="SimHei" w:cs="SimHei"/>
         </w:rPr>
         <w:t>第四十三条</w:t>
       </w:r>
@@ -6388,7 +6448,22 @@
           <w:rFonts w:hint="eastAsia" w:ascii="仿宋_GB2312" w:hAnsi="仿宋_GB2312" w:eastAsia="仿宋_GB2312" w:cs="仿宋_GB2312"/>
           <w:u w:val="single"/>
         </w:rPr>
-        <w:t xml:space="preserve">   </w:t>
+        <w:t xml:space="preserve"> </w:t>
+      </w:r>
+      <w:r>
+        <w:rPr>
+          <w:rFonts w:hint="eastAsia" w:ascii="仿宋_GB2312" w:hAnsi="仿宋_GB2312" w:eastAsia="仿宋_GB2312" w:cs="仿宋_GB2312"/>
+          <w:u w:val="single"/>
+          <w:lang w:val="en-US" w:eastAsia="zh-CN"/>
+        </w:rPr>
+        <w:t>2026</w:t>
+      </w:r>
+      <w:r>
+        <w:rPr>
+          <w:rFonts w:hint="eastAsia" w:ascii="仿宋_GB2312" w:hAnsi="仿宋_GB2312" w:eastAsia="仿宋_GB2312" w:cs="仿宋_GB2312"/>
+          <w:u w:val="single"/>
+        </w:rPr>
+        <w:t xml:space="preserve">  </w:t>
       </w:r>
       <w:r>
         <w:rPr>
@@ -6399,6 +6474,13 @@
       <w:r>
         <w:rPr>
           <w:rFonts w:hint="eastAsia" w:ascii="仿宋_GB2312" w:hAnsi="仿宋_GB2312" w:eastAsia="仿宋_GB2312" w:cs="仿宋_GB2312"/>
+          <w:lang w:val="en-US" w:eastAsia="zh-CN"/>
+        </w:rPr>
+        <w:t>8</w:t>
+      </w:r>
+      <w:r>
+        <w:rPr>
+          <w:rFonts w:hint="eastAsia" w:ascii="仿宋_GB2312" w:hAnsi="仿宋_GB2312" w:eastAsia="仿宋_GB2312" w:cs="仿宋_GB2312"/>
           <w:u w:val="single"/>
         </w:rPr>
         <w:t xml:space="preserve">  </w:t>
@@ -6415,6 +6497,14 @@
           <w:u w:val="single"/>
         </w:rPr>
         <w:t xml:space="preserve">  </w:t>
+      </w:r>
+      <w:r>
+        <w:rPr>
+          <w:rFonts w:hint="eastAsia" w:ascii="仿宋_GB2312" w:hAnsi="仿宋_GB2312" w:eastAsia="仿宋_GB2312" w:cs="仿宋_GB2312"/>
+          <w:u w:val="single"/>
+          <w:lang w:val="en-US" w:eastAsia="zh-CN"/>
+        </w:rPr>
+        <w:t>24</w:t>
       </w:r>
       <w:r>
         <w:rPr>
@@ -6448,7 +6538,7 @@
 <w:ftr xmlns:wpc="http://schemas.microsoft.com/office/word/2010/wordprocessingCanvas" xmlns:mc="http://schemas.openxmlformats.org/markup-compatibility/2006" xmlns:o="urn:schemas-microsoft-com:office:office" xmlns:r="http://schemas.openxmlformats.org/officeDocument/2006/relationships" xmlns:m="http://schemas.openxmlformats.org/officeDocument/2006/math" xmlns:v="urn:schemas-microsoft-com:vml" xmlns:wp14="http://schemas.microsoft.com/office/word/2010/wordprocessingDrawing" xmlns:wp="http://schemas.openxmlformats.org/drawingml/2006/wordprocessingDrawing" xmlns:w10="urn:schemas-microsoft-com:office:word" xmlns:w="http://schemas.openxmlformats.org/wordprocessingml/2006/main" xmlns:w14="http://schemas.microsoft.com/office/word/2010/wordml" xmlns:w15="http://schemas.microsoft.com/office/word/2012/wordml" xmlns:wpg="http://schemas.microsoft.com/office/word/2010/wordprocessingGroup" xmlns:wpi="http://schemas.microsoft.com/office/word/2010/wordprocessingInk" xmlns:wne="http://schemas.microsoft.com/office/word/2006/wordml" xmlns:wps="http://schemas.microsoft.com/office/word/2010/wordprocessingShape" xmlns:wpsCustomData="http://www.wps.cn/officeDocument/2013/wpsCustomData" mc:Ignorable="w14 w15 wp14">
   <w:p>
     <w:pPr>
-      <w:pStyle w:val="7"/>
+      <w:pStyle w:val="11"/>
       <w:rPr>
         <w:rFonts w:cs="Times New Roman"/>
       </w:rPr>
@@ -6491,7 +6581,7 @@
                       <w:txbxContent>
                         <w:p>
                           <w:pPr>
-                            <w:pStyle w:val="7"/>
+                            <w:pStyle w:val="11"/>
                             <w:rPr>
                               <w:rFonts w:ascii="Times New Roman" w:hAnsi="Times New Roman" w:cs="Times New Roman"/>
                               <w:sz w:val="21"/>
@@ -6568,7 +6658,7 @@
         </mc:Choice>
         <mc:Fallback>
           <w:pict>
-            <v:shape id="_x0000_s1026" o:spid="_x0000_s1026" o:spt="202" type="#_x0000_t202" style="position:absolute;left:0pt;margin-top:0pt;height:144pt;width:144pt;mso-position-horizontal:center;mso-position-horizontal-relative:margin;mso-wrap-style:none;z-index:251659264;mso-width-relative:page;mso-height-relative:page;" filled="f" stroked="f" coordsize="21600,21600" o:gfxdata="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">
+            <v:shape id="文本框 1" o:spid="_x0000_s1026" o:spt="202" type="#_x0000_t202" style="position:absolute;left:0pt;margin-top:0pt;height:144pt;width:144pt;mso-position-horizontal:center;mso-position-horizontal-relative:margin;mso-wrap-style:none;z-index:251659264;mso-width-relative:page;mso-height-relative:page;" filled="f" stroked="f" coordsize="21600,21600" o:gfxdata="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">
               <v:fill on="f" focussize="0,0"/>
               <v:stroke on="f"/>
               <v:imagedata o:title=""/>
@@ -6577,7 +6667,7 @@
                 <w:txbxContent>
                   <w:p>
                     <w:pPr>
-                      <w:pStyle w:val="7"/>
+                      <w:pStyle w:val="11"/>
                       <w:rPr>
                         <w:rFonts w:ascii="Times New Roman" w:hAnsi="Times New Roman" w:cs="Times New Roman"/>
                         <w:sz w:val="21"/>
@@ -6680,7 +6770,7 @@
   <w:docDefaults>
     <w:rPrDefault>
       <w:rPr>
-        <w:rFonts w:ascii="Times New Roman" w:hAnsi="Times New Roman" w:eastAsia="宋体" w:cs="Times New Roman"/>
+        <w:rFonts w:ascii="Times New Roman" w:hAnsi="Times New Roman" w:eastAsia="SimSun" w:cs="Times New Roman"/>
       </w:rPr>
     </w:rPrDefault>
     <w:pPrDefault/>
@@ -6945,20 +7035,20 @@
       <w:jc w:val="both"/>
     </w:pPr>
     <w:rPr>
-      <w:rFonts w:ascii="Calibri" w:hAnsi="Calibri" w:eastAsia="宋体" w:cs="Calibri"/>
+      <w:rFonts w:ascii="Calibri" w:hAnsi="Calibri" w:eastAsia="SimSun" w:cs="Calibri"/>
       <w:kern w:val="2"/>
       <w:sz w:val="21"/>
       <w:szCs w:val="21"/>
       <w:lang w:val="en-US" w:eastAsia="zh-CN" w:bidi="ar-SA"/>
     </w:rPr>
   </w:style>
-  <w:style w:type="character" w:default="1" w:styleId="12">
+  <w:style w:type="character" w:default="1" w:styleId="4">
     <w:name w:val="Default Paragraph Font"/>
     <w:semiHidden/>
     <w:unhideWhenUsed/>
     <w:uiPriority w:val="1"/>
   </w:style>
-  <w:style w:type="table" w:default="1" w:styleId="11">
+  <w:style w:type="table" w:default="1" w:styleId="5">
     <w:name w:val="Normal Table"/>
     <w:autoRedefine/>
     <w:semiHidden/>
@@ -7000,19 +7090,20 @@
       <w:szCs w:val="32"/>
     </w:rPr>
   </w:style>
-  <w:style w:type="paragraph" w:styleId="4">
-    <w:name w:val="annotation text"/>
+  <w:style w:type="paragraph" w:styleId="6">
+    <w:name w:val="Balloon Text"/>
     <w:basedOn w:val="1"/>
-    <w:link w:val="18"/>
+    <w:link w:val="20"/>
     <w:autoRedefine/>
     <w:semiHidden/>
     <w:qFormat/>
     <w:uiPriority w:val="99"/>
-    <w:pPr>
-      <w:jc w:val="left"/>
-    </w:pPr>
+    <w:rPr>
+      <w:sz w:val="18"/>
+      <w:szCs w:val="18"/>
+    </w:rPr>
   </w:style>
-  <w:style w:type="paragraph" w:styleId="5">
+  <w:style w:type="paragraph" w:styleId="7">
     <w:name w:val="Body Text"/>
     <w:basedOn w:val="1"/>
     <w:link w:val="19"/>
@@ -7027,20 +7118,45 @@
       <w:szCs w:val="24"/>
     </w:rPr>
   </w:style>
-  <w:style w:type="paragraph" w:styleId="6">
-    <w:name w:val="Balloon Text"/>
-    <w:basedOn w:val="1"/>
-    <w:link w:val="20"/>
+  <w:style w:type="character" w:styleId="8">
+    <w:name w:val="annotation reference"/>
+    <w:basedOn w:val="4"/>
     <w:autoRedefine/>
     <w:semiHidden/>
     <w:qFormat/>
     <w:uiPriority w:val="99"/>
     <w:rPr>
-      <w:sz w:val="18"/>
-      <w:szCs w:val="18"/>
+      <w:sz w:val="21"/>
+      <w:szCs w:val="21"/>
     </w:rPr>
   </w:style>
-  <w:style w:type="paragraph" w:styleId="7">
+  <w:style w:type="paragraph" w:styleId="9">
+    <w:name w:val="annotation text"/>
+    <w:basedOn w:val="1"/>
+    <w:link w:val="18"/>
+    <w:autoRedefine/>
+    <w:semiHidden/>
+    <w:qFormat/>
+    <w:uiPriority w:val="99"/>
+    <w:pPr>
+      <w:jc w:val="left"/>
+    </w:pPr>
+  </w:style>
+  <w:style w:type="paragraph" w:styleId="10">
+    <w:name w:val="annotation subject"/>
+    <w:basedOn w:val="9"/>
+    <w:next w:val="9"/>
+    <w:link w:val="23"/>
+    <w:autoRedefine/>
+    <w:semiHidden/>
+    <w:qFormat/>
+    <w:uiPriority w:val="99"/>
+    <w:rPr>
+      <w:b/>
+      <w:bCs/>
+    </w:rPr>
+  </w:style>
+  <w:style w:type="paragraph" w:styleId="11">
     <w:name w:val="footer"/>
     <w:basedOn w:val="1"/>
     <w:link w:val="21"/>
@@ -7060,7 +7176,7 @@
       <w:szCs w:val="18"/>
     </w:rPr>
   </w:style>
-  <w:style w:type="paragraph" w:styleId="8">
+  <w:style w:type="paragraph" w:styleId="12">
     <w:name w:val="header"/>
     <w:basedOn w:val="1"/>
     <w:link w:val="22"/>
@@ -7085,7 +7201,7 @@
       <w:szCs w:val="18"/>
     </w:rPr>
   </w:style>
-  <w:style w:type="paragraph" w:styleId="9">
+  <w:style w:type="paragraph" w:styleId="13">
     <w:name w:val="Normal (Web)"/>
     <w:basedOn w:val="1"/>
     <w:autoRedefine/>
@@ -7101,23 +7217,17 @@
       <w:szCs w:val="24"/>
     </w:rPr>
   </w:style>
-  <w:style w:type="paragraph" w:styleId="10">
-    <w:name w:val="annotation subject"/>
+  <w:style w:type="character" w:styleId="14">
+    <w:name w:val="page number"/>
     <w:basedOn w:val="4"/>
-    <w:next w:val="4"/>
-    <w:link w:val="23"/>
     <w:autoRedefine/>
-    <w:semiHidden/>
     <w:qFormat/>
+    <w:locked/>
     <w:uiPriority w:val="99"/>
-    <w:rPr>
-      <w:b/>
-      <w:bCs/>
-    </w:rPr>
   </w:style>
-  <w:style w:type="character" w:styleId="13">
+  <w:style w:type="character" w:styleId="15">
     <w:name w:val="Strong"/>
-    <w:basedOn w:val="12"/>
+    <w:basedOn w:val="4"/>
     <w:autoRedefine/>
     <w:qFormat/>
     <w:uiPriority w:val="99"/>
@@ -7126,29 +7236,9 @@
       <w:bCs/>
     </w:rPr>
   </w:style>
-  <w:style w:type="character" w:styleId="14">
-    <w:name w:val="page number"/>
-    <w:basedOn w:val="12"/>
-    <w:autoRedefine/>
-    <w:qFormat/>
-    <w:locked/>
-    <w:uiPriority w:val="99"/>
-  </w:style>
-  <w:style w:type="character" w:styleId="15">
-    <w:name w:val="annotation reference"/>
-    <w:basedOn w:val="12"/>
-    <w:autoRedefine/>
-    <w:semiHidden/>
-    <w:qFormat/>
-    <w:uiPriority w:val="99"/>
-    <w:rPr>
-      <w:sz w:val="21"/>
-      <w:szCs w:val="21"/>
-    </w:rPr>
-  </w:style>
   <w:style w:type="character" w:customStyle="1" w:styleId="16">
     <w:name w:val="正文文本缩进 Char"/>
-    <w:basedOn w:val="12"/>
+    <w:basedOn w:val="4"/>
     <w:link w:val="3"/>
     <w:autoRedefine/>
     <w:semiHidden/>
@@ -7172,8 +7262,8 @@
   </w:style>
   <w:style w:type="character" w:customStyle="1" w:styleId="18">
     <w:name w:val="批注文字 Char"/>
-    <w:basedOn w:val="12"/>
-    <w:link w:val="4"/>
+    <w:basedOn w:val="4"/>
+    <w:link w:val="9"/>
     <w:autoRedefine/>
     <w:qFormat/>
     <w:locked/>
@@ -7186,8 +7276,8 @@
   </w:style>
   <w:style w:type="character" w:customStyle="1" w:styleId="19">
     <w:name w:val="正文文本 Char"/>
-    <w:basedOn w:val="12"/>
-    <w:link w:val="5"/>
+    <w:basedOn w:val="4"/>
+    <w:link w:val="7"/>
     <w:autoRedefine/>
     <w:semiHidden/>
     <w:qFormat/>
@@ -7201,7 +7291,7 @@
   </w:style>
   <w:style w:type="character" w:customStyle="1" w:styleId="20">
     <w:name w:val="批注框文本 Char"/>
-    <w:basedOn w:val="12"/>
+    <w:basedOn w:val="4"/>
     <w:link w:val="6"/>
     <w:autoRedefine/>
     <w:qFormat/>
@@ -7215,8 +7305,8 @@
   </w:style>
   <w:style w:type="character" w:customStyle="1" w:styleId="21">
     <w:name w:val="页脚 Char"/>
-    <w:basedOn w:val="12"/>
-    <w:link w:val="7"/>
+    <w:basedOn w:val="4"/>
+    <w:link w:val="11"/>
     <w:autoRedefine/>
     <w:semiHidden/>
     <w:qFormat/>
@@ -7229,8 +7319,8 @@
   </w:style>
   <w:style w:type="character" w:customStyle="1" w:styleId="22">
     <w:name w:val="页眉 Char"/>
-    <w:basedOn w:val="12"/>
-    <w:link w:val="8"/>
+    <w:basedOn w:val="4"/>
+    <w:link w:val="12"/>
     <w:autoRedefine/>
     <w:semiHidden/>
     <w:qFormat/>
@@ -7265,7 +7355,7 @@
       <w:ind w:firstLine="400"/>
     </w:pPr>
     <w:rPr>
-      <w:rFonts w:ascii="宋体" w:hAnsi="宋体" w:cs="宋体"/>
+      <w:rFonts w:ascii="SimSun" w:hAnsi="SimSun" w:cs="SimSun"/>
       <w:sz w:val="30"/>
       <w:szCs w:val="30"/>
       <w:lang w:val="zh-TW" w:eastAsia="zh-TW"/>
@@ -7577,9 +7667,7 @@
 
 <file path=customXml/item1.xml><?xml version="1.0" encoding="utf-8"?>
 <s:customData xmlns="http://www.wps.cn/officeDocument/2013/wpsCustomData" xmlns:s="http://www.wps.cn/officeDocument/2013/wpsCustomData">
-  <customSectProps>
-    <customSectPr/>
-  </customSectProps>
+  <customSectProps/>
   <customShpExts>
     <customShpInfo spid="_x0000_s1026"/>
   </customShpExts>

--- a/src/statics/documents/业主大会议事规则.docx
+++ b/src/statics/documents/业主大会议事规则.docx
@@ -322,7 +322,29 @@
           <w:sz w:val="32"/>
           <w:szCs w:val="32"/>
         </w:rPr>
-        <w:t>碧桂园江山名筑业主委员会成立大会</w:t>
+        <w:t>碧</w:t>
+      </w:r>
+      <w:proofErr w:type="gramStart"/>
+      <w:r>
+        <w:rPr>
+          <w:rFonts w:ascii="仿宋_GB2312" w:eastAsia="仿宋_GB2312" w:hAnsi="仿宋_GB2312" w:cs="仿宋_GB2312" w:hint="eastAsia"/>
+          <w:b/>
+          <w:bCs/>
+          <w:sz w:val="32"/>
+          <w:szCs w:val="32"/>
+        </w:rPr>
+        <w:t>桂园江山名筑业主</w:t>
+      </w:r>
+      <w:proofErr w:type="gramEnd"/>
+      <w:r>
+        <w:rPr>
+          <w:rFonts w:ascii="仿宋_GB2312" w:eastAsia="仿宋_GB2312" w:hAnsi="仿宋_GB2312" w:cs="仿宋_GB2312" w:hint="eastAsia"/>
+          <w:b/>
+          <w:bCs/>
+          <w:sz w:val="32"/>
+          <w:szCs w:val="32"/>
+        </w:rPr>
+        <w:t>委员会成立大会</w:t>
       </w:r>
       <w:r>
         <w:rPr>
@@ -629,7 +651,25 @@
           <w:sz w:val="32"/>
           <w:szCs w:val="32"/>
         </w:rPr>
-        <w:t>本议事规则经业主大会依法表决通过后，对全体业主、物业使用人具有约束力。</w:t>
+        <w:t>本议事</w:t>
+      </w:r>
+      <w:proofErr w:type="gramStart"/>
+      <w:r>
+        <w:rPr>
+          <w:rFonts w:ascii="仿宋_GB2312" w:eastAsia="仿宋_GB2312" w:hAnsi="仿宋_GB2312" w:cs="仿宋_GB2312" w:hint="eastAsia"/>
+          <w:sz w:val="32"/>
+          <w:szCs w:val="32"/>
+        </w:rPr>
+        <w:t>规则经</w:t>
+      </w:r>
+      <w:proofErr w:type="gramEnd"/>
+      <w:r>
+        <w:rPr>
+          <w:rFonts w:ascii="仿宋_GB2312" w:eastAsia="仿宋_GB2312" w:hAnsi="仿宋_GB2312" w:cs="仿宋_GB2312" w:hint="eastAsia"/>
+          <w:sz w:val="32"/>
+          <w:szCs w:val="32"/>
+        </w:rPr>
+        <w:t>业主大会依法表决通过后，对全体业主、物业使用人具有约束力。</w:t>
       </w:r>
     </w:p>
     <w:p>
@@ -1078,7 +1118,43 @@
           <w:sz w:val="32"/>
           <w:szCs w:val="32"/>
         </w:rPr>
-        <w:t>业主大会决定事项，应当由专有部分面积占比三分之二以上的业主且人数占比三分之二以上的业主参与表决。决定前款第六项、第七项、第八项规定的事项，应当经参与表决专有部分面积四分之三以上的业主且参与表决人数四分之三以上的业主同意。决定前款其他事项，应当经参与表决专有部分面积过半数的业主</w:t>
+        <w:t>业主大会决定事项，应当由专有部分面积占比三分之二以上的业主且人数占比三分之二以上的业主参与表决。决定前款第六项、第七项、第八项规定的事项，应当</w:t>
+      </w:r>
+      <w:proofErr w:type="gramStart"/>
+      <w:r>
+        <w:rPr>
+          <w:rFonts w:ascii="仿宋_GB2312" w:eastAsia="仿宋_GB2312" w:hAnsi="仿宋_GB2312" w:cs="仿宋_GB2312" w:hint="eastAsia"/>
+          <w:sz w:val="32"/>
+          <w:szCs w:val="32"/>
+        </w:rPr>
+        <w:t>经参与</w:t>
+      </w:r>
+      <w:proofErr w:type="gramEnd"/>
+      <w:r>
+        <w:rPr>
+          <w:rFonts w:ascii="仿宋_GB2312" w:eastAsia="仿宋_GB2312" w:hAnsi="仿宋_GB2312" w:cs="仿宋_GB2312" w:hint="eastAsia"/>
+          <w:sz w:val="32"/>
+          <w:szCs w:val="32"/>
+        </w:rPr>
+        <w:t>表决专有部分面积四分之三以上的业主且参与表决人数四分之三以上的业主同意。决定前款其他事项，应当</w:t>
+      </w:r>
+      <w:proofErr w:type="gramStart"/>
+      <w:r>
+        <w:rPr>
+          <w:rFonts w:ascii="仿宋_GB2312" w:eastAsia="仿宋_GB2312" w:hAnsi="仿宋_GB2312" w:cs="仿宋_GB2312" w:hint="eastAsia"/>
+          <w:sz w:val="32"/>
+          <w:szCs w:val="32"/>
+        </w:rPr>
+        <w:t>经参与</w:t>
+      </w:r>
+      <w:proofErr w:type="gramEnd"/>
+      <w:r>
+        <w:rPr>
+          <w:rFonts w:ascii="仿宋_GB2312" w:eastAsia="仿宋_GB2312" w:hAnsi="仿宋_GB2312" w:cs="仿宋_GB2312" w:hint="eastAsia"/>
+          <w:sz w:val="32"/>
+          <w:szCs w:val="32"/>
+        </w:rPr>
+        <w:t>表决专有部分面积过半数的业主</w:t>
       </w:r>
       <w:r>
         <w:rPr>
@@ -1892,7 +1968,25 @@
           <w:sz w:val="32"/>
           <w:szCs w:val="32"/>
         </w:rPr>
-        <w:t>（三）业主委员会成员空缺达半数以上（含半数）的；</w:t>
+        <w:t>（三）业主委员会成员</w:t>
+      </w:r>
+      <w:proofErr w:type="gramStart"/>
+      <w:r>
+        <w:rPr>
+          <w:rFonts w:ascii="仿宋_GB2312" w:eastAsia="仿宋_GB2312" w:hAnsi="仿宋_GB2312" w:cs="仿宋_GB2312" w:hint="eastAsia"/>
+          <w:sz w:val="32"/>
+          <w:szCs w:val="32"/>
+        </w:rPr>
+        <w:t>空缺达</w:t>
+      </w:r>
+      <w:proofErr w:type="gramEnd"/>
+      <w:r>
+        <w:rPr>
+          <w:rFonts w:ascii="仿宋_GB2312" w:eastAsia="仿宋_GB2312" w:hAnsi="仿宋_GB2312" w:cs="仿宋_GB2312" w:hint="eastAsia"/>
+          <w:sz w:val="32"/>
+          <w:szCs w:val="32"/>
+        </w:rPr>
+        <w:t>半数以上（含半数）的；</w:t>
       </w:r>
     </w:p>
     <w:p>
@@ -2000,7 +2094,25 @@
           <w:sz w:val="32"/>
           <w:szCs w:val="32"/>
         </w:rPr>
-        <w:t>业主大会会议组织者对提议业主人数有异议的，应当自收到业主提议之日起十五日内核查完毕，说明核查结果，并作出是否召集业主大会临时会议的书面决定，在物业管理区域内显著位置公告。</w:t>
+        <w:t>业主大会会议组织者对提议业主人数有异议的，应当自收到业主提议之日起十五日内核查完毕，说明核查结果，并</w:t>
+      </w:r>
+      <w:proofErr w:type="gramStart"/>
+      <w:r>
+        <w:rPr>
+          <w:rFonts w:ascii="仿宋_GB2312" w:eastAsia="仿宋_GB2312" w:hAnsi="仿宋_GB2312" w:cs="仿宋_GB2312" w:hint="eastAsia"/>
+          <w:sz w:val="32"/>
+          <w:szCs w:val="32"/>
+        </w:rPr>
+        <w:t>作出</w:t>
+      </w:r>
+      <w:proofErr w:type="gramEnd"/>
+      <w:r>
+        <w:rPr>
+          <w:rFonts w:ascii="仿宋_GB2312" w:eastAsia="仿宋_GB2312" w:hAnsi="仿宋_GB2312" w:cs="仿宋_GB2312" w:hint="eastAsia"/>
+          <w:sz w:val="32"/>
+          <w:szCs w:val="32"/>
+        </w:rPr>
+        <w:t>是否召集业主大会临时会议的书面决定，在物业管理区域内显著位置公告。</w:t>
       </w:r>
     </w:p>
     <w:p>
@@ -2199,13 +2311,23 @@
         </w:rPr>
         <w:t>1.</w:t>
       </w:r>
-      <w:r>
-        <w:rPr>
-          <w:rFonts w:ascii="仿宋_GB2312" w:eastAsia="仿宋_GB2312" w:hAnsi="仿宋_GB2312" w:cs="仿宋_GB2312" w:hint="eastAsia"/>
-          <w:sz w:val="32"/>
-          <w:szCs w:val="32"/>
-        </w:rPr>
-        <w:t>以幢为单位设立业主小组，业主小组由该幢的全体业主组成，从业主小组中推选业主代表；</w:t>
+      <w:proofErr w:type="gramStart"/>
+      <w:r>
+        <w:rPr>
+          <w:rFonts w:ascii="仿宋_GB2312" w:eastAsia="仿宋_GB2312" w:hAnsi="仿宋_GB2312" w:cs="仿宋_GB2312" w:hint="eastAsia"/>
+          <w:sz w:val="32"/>
+          <w:szCs w:val="32"/>
+        </w:rPr>
+        <w:t>以幢为</w:t>
+      </w:r>
+      <w:proofErr w:type="gramEnd"/>
+      <w:r>
+        <w:rPr>
+          <w:rFonts w:ascii="仿宋_GB2312" w:eastAsia="仿宋_GB2312" w:hAnsi="仿宋_GB2312" w:cs="仿宋_GB2312" w:hint="eastAsia"/>
+          <w:sz w:val="32"/>
+          <w:szCs w:val="32"/>
+        </w:rPr>
+        <w:t>单位设立业主小组，业主小组由该幢的全体业主组成，从业主小组中推选业主代表；</w:t>
       </w:r>
     </w:p>
     <w:p>
@@ -2360,7 +2482,43 @@
           <w:sz w:val="32"/>
           <w:szCs w:val="32"/>
         </w:rPr>
-        <w:t>业主小组推选业主代表参加业主大会会议的，业主代表由业主自荐或互荐的方式产生，业主代表不能代替业主本人作出决定。业主代表应当于参加会议三日前，就业主大会会议拟表决的事项书面征求其所代表业主的意见，表决书应当经业主本人签字后，由业主代表送达业主大会会议投票表决。业主代表送达时应出示业主身份证明、不动产权属证明或其他证明业主身份的材料。</w:t>
+        <w:t>业主小组推选业主代表参加业主大会会议的，业主代表由业主自荐或互荐的方式产生，业主代表不能代替业主本人</w:t>
+      </w:r>
+      <w:proofErr w:type="gramStart"/>
+      <w:r>
+        <w:rPr>
+          <w:rFonts w:ascii="仿宋_GB2312" w:eastAsia="仿宋_GB2312" w:hAnsi="仿宋_GB2312" w:cs="仿宋_GB2312" w:hint="eastAsia"/>
+          <w:sz w:val="32"/>
+          <w:szCs w:val="32"/>
+        </w:rPr>
+        <w:t>作出</w:t>
+      </w:r>
+      <w:proofErr w:type="gramEnd"/>
+      <w:r>
+        <w:rPr>
+          <w:rFonts w:ascii="仿宋_GB2312" w:eastAsia="仿宋_GB2312" w:hAnsi="仿宋_GB2312" w:cs="仿宋_GB2312" w:hint="eastAsia"/>
+          <w:sz w:val="32"/>
+          <w:szCs w:val="32"/>
+        </w:rPr>
+        <w:t>决定。业主代表应当于参加会议三日前，就业主大会会议拟表决的事项书面征求其所代表业主的意见，</w:t>
+      </w:r>
+      <w:proofErr w:type="gramStart"/>
+      <w:r>
+        <w:rPr>
+          <w:rFonts w:ascii="仿宋_GB2312" w:eastAsia="仿宋_GB2312" w:hAnsi="仿宋_GB2312" w:cs="仿宋_GB2312" w:hint="eastAsia"/>
+          <w:sz w:val="32"/>
+          <w:szCs w:val="32"/>
+        </w:rPr>
+        <w:t>表决书</w:t>
+      </w:r>
+      <w:proofErr w:type="gramEnd"/>
+      <w:r>
+        <w:rPr>
+          <w:rFonts w:ascii="仿宋_GB2312" w:eastAsia="仿宋_GB2312" w:hAnsi="仿宋_GB2312" w:cs="仿宋_GB2312" w:hint="eastAsia"/>
+          <w:sz w:val="32"/>
+          <w:szCs w:val="32"/>
+        </w:rPr>
+        <w:t>应当经业主本人签字后，由业主代表送达业主大会会议投票表决。业主代表送达时应出示业主身份证明、不动产权属证明或其他证明业主身份的材料。</w:t>
       </w:r>
     </w:p>
     <w:p>
@@ -3025,7 +3183,25 @@
           <w:sz w:val="32"/>
           <w:szCs w:val="32"/>
         </w:rPr>
-        <w:t>业主大会会议的决定，应当自作出决定之日起三日内在物业管理区域内显著位置公示，公示时间不少于</w:t>
+        <w:t>业主大会会议的决定，应当自</w:t>
+      </w:r>
+      <w:proofErr w:type="gramStart"/>
+      <w:r>
+        <w:rPr>
+          <w:rFonts w:ascii="仿宋_GB2312" w:eastAsia="仿宋_GB2312" w:hAnsi="仿宋_GB2312" w:cs="仿宋_GB2312" w:hint="eastAsia"/>
+          <w:sz w:val="32"/>
+          <w:szCs w:val="32"/>
+        </w:rPr>
+        <w:t>作出</w:t>
+      </w:r>
+      <w:proofErr w:type="gramEnd"/>
+      <w:r>
+        <w:rPr>
+          <w:rFonts w:ascii="仿宋_GB2312" w:eastAsia="仿宋_GB2312" w:hAnsi="仿宋_GB2312" w:cs="仿宋_GB2312" w:hint="eastAsia"/>
+          <w:sz w:val="32"/>
+          <w:szCs w:val="32"/>
+        </w:rPr>
+        <w:t>决定之日起三日内在物业管理区域内显著位置公示，公示时间不少于</w:t>
       </w:r>
       <w:r>
         <w:rPr>
@@ -3115,7 +3291,25 @@
           <w:sz w:val="32"/>
           <w:szCs w:val="32"/>
         </w:rPr>
-        <w:t>业主大会会议表决事项应当采用记名投票的方式，业主应当明示同意、反对或者弃权的表决意见。以集体讨论、书面征求意见形式投票的，业主应当出示身份证、不动产权属证明或者其他证明业主身份的材料，选票、表决票应当由有表决权的业主签名。</w:t>
+        <w:t>业主大会会议表决事项应当采用记名投票的方式，业主应当明示同意、反对或者弃权的表决意见。以集体讨论、书面征求意见形式投票的，业主应当出示身份证、不动产权属证明或者其他证明业主身份的材料，选票、表决</w:t>
+      </w:r>
+      <w:proofErr w:type="gramStart"/>
+      <w:r>
+        <w:rPr>
+          <w:rFonts w:ascii="仿宋_GB2312" w:eastAsia="仿宋_GB2312" w:hAnsi="仿宋_GB2312" w:cs="仿宋_GB2312" w:hint="eastAsia"/>
+          <w:sz w:val="32"/>
+          <w:szCs w:val="32"/>
+        </w:rPr>
+        <w:t>票应当</w:t>
+      </w:r>
+      <w:proofErr w:type="gramEnd"/>
+      <w:r>
+        <w:rPr>
+          <w:rFonts w:ascii="仿宋_GB2312" w:eastAsia="仿宋_GB2312" w:hAnsi="仿宋_GB2312" w:cs="仿宋_GB2312" w:hint="eastAsia"/>
+          <w:sz w:val="32"/>
+          <w:szCs w:val="32"/>
+        </w:rPr>
+        <w:t>由有表决权的业主签名。</w:t>
       </w:r>
     </w:p>
     <w:p>
@@ -3232,7 +3426,25 @@
           <w:sz w:val="32"/>
           <w:szCs w:val="32"/>
         </w:rPr>
-        <w:t>业主大会会议依法作出的决定，对本物业管理区域内的全体业主及物业使用人具有约束力，业主必须共同遵守。持不同意见的业主不得抵制业主大会决定的执行和阻挠、破坏业主大会议事会议的召开，不得干扰业主大会的正常工作。</w:t>
+        <w:t>业主大会会议依法</w:t>
+      </w:r>
+      <w:proofErr w:type="gramStart"/>
+      <w:r>
+        <w:rPr>
+          <w:rFonts w:ascii="仿宋_GB2312" w:eastAsia="仿宋_GB2312" w:hAnsi="仿宋_GB2312" w:cs="仿宋_GB2312" w:hint="eastAsia"/>
+          <w:sz w:val="32"/>
+          <w:szCs w:val="32"/>
+        </w:rPr>
+        <w:t>作出</w:t>
+      </w:r>
+      <w:proofErr w:type="gramEnd"/>
+      <w:r>
+        <w:rPr>
+          <w:rFonts w:ascii="仿宋_GB2312" w:eastAsia="仿宋_GB2312" w:hAnsi="仿宋_GB2312" w:cs="仿宋_GB2312" w:hint="eastAsia"/>
+          <w:sz w:val="32"/>
+          <w:szCs w:val="32"/>
+        </w:rPr>
+        <w:t>的决定，对本物业管理区域内的全体业主及物业使用人具有约束力，业主必须共同遵守。持不同意见的业主不得抵制业主大会决定的执行和阻挠、破坏业主大会议事会议的召开，不得干扰业主大会的正常工作。</w:t>
       </w:r>
     </w:p>
     <w:p>
@@ -3268,7 +3480,25 @@
           <w:sz w:val="32"/>
           <w:szCs w:val="32"/>
         </w:rPr>
-        <w:t>业主大会形成的决定违反法律、法规、业主大会议事规则、管理规约等规定的，业主可以向物业所在地街道办事处、乡镇人民政府投诉举报，街道办事处、乡镇人民政府有权对业主大会、业主委员会作出的违反法律、法规、业主大会议事规则、管理规约等规定的决定，责令限期改正或者撤销其决定，并通告全体业主。</w:t>
+        <w:t>业主大会形成的决定违反法律、法规、业主大会议事规则、管理规约等规定的，业主可以向物业所在地街道办事处、乡镇人民政府投诉举报，街道办事处、乡镇人民政府有权对业主大会、业主委员会</w:t>
+      </w:r>
+      <w:proofErr w:type="gramStart"/>
+      <w:r>
+        <w:rPr>
+          <w:rFonts w:ascii="仿宋_GB2312" w:eastAsia="仿宋_GB2312" w:hAnsi="仿宋_GB2312" w:cs="仿宋_GB2312" w:hint="eastAsia"/>
+          <w:sz w:val="32"/>
+          <w:szCs w:val="32"/>
+        </w:rPr>
+        <w:t>作出</w:t>
+      </w:r>
+      <w:proofErr w:type="gramEnd"/>
+      <w:r>
+        <w:rPr>
+          <w:rFonts w:ascii="仿宋_GB2312" w:eastAsia="仿宋_GB2312" w:hAnsi="仿宋_GB2312" w:cs="仿宋_GB2312" w:hint="eastAsia"/>
+          <w:sz w:val="32"/>
+          <w:szCs w:val="32"/>
+        </w:rPr>
+        <w:t>的违反法律、法规、业主大会议事规则、管理规约等规定的决定，责令限期改正或者撤销其决定，并通告全体业主。</w:t>
       </w:r>
     </w:p>
     <w:p>
@@ -3690,7 +3920,25 @@
           <w:sz w:val="32"/>
           <w:szCs w:val="32"/>
         </w:rPr>
-        <w:t>（十七）初审物业服务人制定的年度服务计划，提交业主大</w:t>
+        <w:t>（十七）初审物业服务</w:t>
+      </w:r>
+      <w:proofErr w:type="gramStart"/>
+      <w:r>
+        <w:rPr>
+          <w:rFonts w:ascii="仿宋_GB2312" w:eastAsia="仿宋_GB2312" w:hAnsi="仿宋_GB2312" w:cs="仿宋_GB2312" w:hint="eastAsia"/>
+          <w:sz w:val="32"/>
+          <w:szCs w:val="32"/>
+        </w:rPr>
+        <w:t>人制</w:t>
+      </w:r>
+      <w:proofErr w:type="gramEnd"/>
+      <w:r>
+        <w:rPr>
+          <w:rFonts w:ascii="仿宋_GB2312" w:eastAsia="仿宋_GB2312" w:hAnsi="仿宋_GB2312" w:cs="仿宋_GB2312" w:hint="eastAsia"/>
+          <w:sz w:val="32"/>
+          <w:szCs w:val="32"/>
+        </w:rPr>
+        <w:t>定的年度服务计划，提交业主大</w:t>
       </w:r>
       <w:r>
         <w:rPr>
@@ -4103,8 +4351,18 @@
           <w:sz w:val="32"/>
           <w:szCs w:val="32"/>
         </w:rPr>
-        <w:t>业主委员会设成员</w:t>
-      </w:r>
+        <w:t>业主委员会</w:t>
+      </w:r>
+      <w:proofErr w:type="gramStart"/>
+      <w:r>
+        <w:rPr>
+          <w:rFonts w:ascii="仿宋_GB2312" w:eastAsia="仿宋_GB2312" w:hAnsi="仿宋_GB2312" w:cs="仿宋_GB2312" w:hint="eastAsia"/>
+          <w:sz w:val="32"/>
+          <w:szCs w:val="32"/>
+        </w:rPr>
+        <w:t>设成员</w:t>
+      </w:r>
+      <w:proofErr w:type="gramEnd"/>
       <w:r>
         <w:rPr>
           <w:rFonts w:ascii="仿宋_GB2312" w:eastAsia="仿宋_GB2312" w:hAnsi="仿宋_GB2312" w:cs="仿宋_GB2312"/>
@@ -4262,7 +4520,25 @@
           <w:sz w:val="32"/>
           <w:szCs w:val="32"/>
         </w:rPr>
-        <w:t>年（不超过五年）。业主委员会任期届满当日自行解散，不得继续履行职责。业主委员会任期届满后，作出的决定不具有法律效力。业主委员会成员的任期与每届业主委员会任期相同，成员可以连选连任。</w:t>
+        <w:t>年（不超过五年）。业主委员会任期届满当日自行解散，不得继续履行职责。业主委员会任期届满后，</w:t>
+      </w:r>
+      <w:proofErr w:type="gramStart"/>
+      <w:r>
+        <w:rPr>
+          <w:rFonts w:ascii="仿宋_GB2312" w:eastAsia="仿宋_GB2312" w:hAnsi="仿宋_GB2312" w:cs="仿宋_GB2312" w:hint="eastAsia"/>
+          <w:sz w:val="32"/>
+          <w:szCs w:val="32"/>
+        </w:rPr>
+        <w:t>作出</w:t>
+      </w:r>
+      <w:proofErr w:type="gramEnd"/>
+      <w:r>
+        <w:rPr>
+          <w:rFonts w:ascii="仿宋_GB2312" w:eastAsia="仿宋_GB2312" w:hAnsi="仿宋_GB2312" w:cs="仿宋_GB2312" w:hint="eastAsia"/>
+          <w:sz w:val="32"/>
+          <w:szCs w:val="32"/>
+        </w:rPr>
+        <w:t>的决定不具有法律效力。业主委员会成员的任期与每届业主委员会任期相同，成员可以连选连任。</w:t>
       </w:r>
     </w:p>
     <w:p>
@@ -4351,7 +4627,25 @@
           <w:sz w:val="32"/>
           <w:szCs w:val="32"/>
         </w:rPr>
-        <w:t>业主委员会自选举产生之日起七日内召开首次会议，在业主委员会成员中推选业主委员会主任和副主任。并在推选完成之日起三日内，在物业管理区域内显著位置公示业主</w:t>
+        <w:t>业主委员会</w:t>
+      </w:r>
+      <w:proofErr w:type="gramStart"/>
+      <w:r>
+        <w:rPr>
+          <w:rFonts w:ascii="仿宋_GB2312" w:eastAsia="仿宋_GB2312" w:hAnsi="仿宋_GB2312" w:cs="仿宋_GB2312" w:hint="eastAsia"/>
+          <w:sz w:val="32"/>
+          <w:szCs w:val="32"/>
+        </w:rPr>
+        <w:t>自选举</w:t>
+      </w:r>
+      <w:proofErr w:type="gramEnd"/>
+      <w:r>
+        <w:rPr>
+          <w:rFonts w:ascii="仿宋_GB2312" w:eastAsia="仿宋_GB2312" w:hAnsi="仿宋_GB2312" w:cs="仿宋_GB2312" w:hint="eastAsia"/>
+          <w:sz w:val="32"/>
+          <w:szCs w:val="32"/>
+        </w:rPr>
+        <w:t>产生之日起七日内召开首次会议，在业主委员会成员中推选业主委员会主任和副主任。并在推选完成之日起三日内，在物业管理区域内显著位置公示业主</w:t>
       </w:r>
       <w:r>
         <w:rPr>
@@ -4505,7 +4799,25 @@
           <w:sz w:val="32"/>
           <w:szCs w:val="32"/>
         </w:rPr>
-        <w:t>出席，作出的决定必须经全体</w:t>
+        <w:t>出席，</w:t>
+      </w:r>
+      <w:proofErr w:type="gramStart"/>
+      <w:r>
+        <w:rPr>
+          <w:rFonts w:ascii="仿宋_GB2312" w:eastAsia="仿宋_GB2312" w:hAnsi="仿宋_GB2312" w:cs="仿宋_GB2312" w:hint="eastAsia"/>
+          <w:sz w:val="32"/>
+          <w:szCs w:val="32"/>
+        </w:rPr>
+        <w:t>作出</w:t>
+      </w:r>
+      <w:proofErr w:type="gramEnd"/>
+      <w:r>
+        <w:rPr>
+          <w:rFonts w:ascii="仿宋_GB2312" w:eastAsia="仿宋_GB2312" w:hAnsi="仿宋_GB2312" w:cs="仿宋_GB2312" w:hint="eastAsia"/>
+          <w:sz w:val="32"/>
+          <w:szCs w:val="32"/>
+        </w:rPr>
+        <w:t>的决定必须经全体</w:t>
       </w:r>
       <w:r>
         <w:rPr>
@@ -4565,7 +4877,27 @@
           <w:sz w:val="32"/>
           <w:szCs w:val="32"/>
         </w:rPr>
-        <w:t>。业主委员会应当自作出决定之日起三日内，将会议决定在物业管理区域内显著位置公告。</w:t>
+        <w:t>。业主委员会应当自</w:t>
+      </w:r>
+      <w:proofErr w:type="gramStart"/>
+      <w:r>
+        <w:rPr>
+          <w:rFonts w:ascii="仿宋_GB2312" w:eastAsia="仿宋_GB2312" w:hAnsi="仿宋_GB2312" w:cs="仿宋_GB2312" w:hint="eastAsia"/>
+          <w:kern w:val="0"/>
+          <w:sz w:val="32"/>
+          <w:szCs w:val="32"/>
+        </w:rPr>
+        <w:t>作出</w:t>
+      </w:r>
+      <w:proofErr w:type="gramEnd"/>
+      <w:r>
+        <w:rPr>
+          <w:rFonts w:ascii="仿宋_GB2312" w:eastAsia="仿宋_GB2312" w:hAnsi="仿宋_GB2312" w:cs="仿宋_GB2312" w:hint="eastAsia"/>
+          <w:kern w:val="0"/>
+          <w:sz w:val="32"/>
+          <w:szCs w:val="32"/>
+        </w:rPr>
+        <w:t>决定之日起三日内，将会议决定在物业管理区域内显著位置公告。</w:t>
       </w:r>
     </w:p>
     <w:p>
@@ -5796,7 +6128,25 @@
           <w:sz w:val="32"/>
           <w:szCs w:val="32"/>
         </w:rPr>
-        <w:t>（三）业主大会、业主委员会作出的决定等书面材料；</w:t>
+        <w:t>（三）业主大会、业主委员会</w:t>
+      </w:r>
+      <w:proofErr w:type="gramStart"/>
+      <w:r>
+        <w:rPr>
+          <w:rFonts w:ascii="仿宋_GB2312" w:eastAsia="仿宋_GB2312" w:hAnsi="仿宋_GB2312" w:cs="仿宋_GB2312" w:hint="eastAsia"/>
+          <w:sz w:val="32"/>
+          <w:szCs w:val="32"/>
+        </w:rPr>
+        <w:t>作出</w:t>
+      </w:r>
+      <w:proofErr w:type="gramEnd"/>
+      <w:r>
+        <w:rPr>
+          <w:rFonts w:ascii="仿宋_GB2312" w:eastAsia="仿宋_GB2312" w:hAnsi="仿宋_GB2312" w:cs="仿宋_GB2312" w:hint="eastAsia"/>
+          <w:sz w:val="32"/>
+          <w:szCs w:val="32"/>
+        </w:rPr>
+        <w:t>的决定等书面材料；</w:t>
       </w:r>
     </w:p>
     <w:p>
@@ -6189,53 +6539,46 @@
         <w:rPr>
           <w:rFonts w:ascii="仿宋_GB2312" w:eastAsia="仿宋_GB2312" w:hAnsi="仿宋_GB2312" w:cs="仿宋_GB2312"/>
         </w:rPr>
-        <w:t>9</w:t>
+        <w:t>8</w:t>
+      </w:r>
+      <w:r>
+        <w:rPr>
+          <w:rFonts w:ascii="仿宋_GB2312" w:eastAsia="仿宋_GB2312" w:hAnsi="仿宋_GB2312" w:cs="仿宋_GB2312" w:hint="eastAsia"/>
+        </w:rPr>
+        <w:t>月</w:t>
       </w:r>
       <w:r>
         <w:rPr>
           <w:rFonts w:ascii="仿宋_GB2312" w:eastAsia="仿宋_GB2312" w:hAnsi="仿宋_GB2312" w:cs="仿宋_GB2312" w:hint="eastAsia"/>
           <w:u w:val="single"/>
         </w:rPr>
-        <w:t xml:space="preserve"> </w:t>
-      </w:r>
-      <w:r>
-        <w:rPr>
-          <w:rFonts w:ascii="仿宋_GB2312" w:eastAsia="仿宋_GB2312" w:hAnsi="仿宋_GB2312" w:cs="仿宋_GB2312" w:hint="eastAsia"/>
-        </w:rPr>
-        <w:t>月</w:t>
-      </w:r>
-      <w:r>
-        <w:rPr>
-          <w:rFonts w:ascii="仿宋_GB2312" w:eastAsia="仿宋_GB2312" w:hAnsi="仿宋_GB2312" w:cs="仿宋_GB2312" w:hint="eastAsia"/>
+        <w:t xml:space="preserve">  </w:t>
+      </w:r>
+      <w:r>
+        <w:rPr>
+          <w:rFonts w:ascii="仿宋_GB2312" w:eastAsia="仿宋_GB2312" w:hAnsi="仿宋_GB2312" w:cs="仿宋_GB2312"/>
           <w:u w:val="single"/>
         </w:rPr>
-        <w:t xml:space="preserve">  </w:t>
-      </w:r>
-      <w:r>
-        <w:rPr>
-          <w:rFonts w:ascii="仿宋_GB2312" w:eastAsia="仿宋_GB2312" w:hAnsi="仿宋_GB2312" w:cs="仿宋_GB2312"/>
-          <w:u w:val="single"/>
-        </w:rPr>
-        <w:t>2</w:t>
-      </w:r>
+        <w:t>18</w:t>
+      </w:r>
+      <w:r>
+        <w:rPr>
+          <w:rFonts w:ascii="仿宋_GB2312" w:eastAsia="仿宋_GB2312" w:hAnsi="仿宋_GB2312" w:cs="仿宋_GB2312" w:hint="eastAsia"/>
+        </w:rPr>
+        <w:t>日表决通过之日起生效，并在七日内报送物业所在地的街道办事处、乡镇人民政府备案。</w:t>
+      </w:r>
+    </w:p>
+    <w:p>
+      <w:pPr>
+        <w:spacing w:line="620" w:lineRule="exact"/>
+        <w:rPr>
+          <w:rFonts w:ascii="仿宋_GB2312" w:eastAsia="仿宋_GB2312" w:hAnsi="仿宋_GB2312" w:cs="Times New Roman"/>
+          <w:sz w:val="32"/>
+          <w:szCs w:val="32"/>
+        </w:rPr>
+      </w:pPr>
       <w:bookmarkStart w:id="3" w:name="_GoBack"/>
       <w:bookmarkEnd w:id="3"/>
-      <w:r>
-        <w:rPr>
-          <w:rFonts w:ascii="仿宋_GB2312" w:eastAsia="仿宋_GB2312" w:hAnsi="仿宋_GB2312" w:cs="仿宋_GB2312" w:hint="eastAsia"/>
-        </w:rPr>
-        <w:t>日表决通过之日起生效，并在七日内报送物业所在地的街道办事处、乡镇人民政府备案。</w:t>
-      </w:r>
-    </w:p>
-    <w:p>
-      <w:pPr>
-        <w:spacing w:line="620" w:lineRule="exact"/>
-        <w:rPr>
-          <w:rFonts w:ascii="仿宋_GB2312" w:eastAsia="仿宋_GB2312" w:hAnsi="仿宋_GB2312" w:cs="Times New Roman"/>
-          <w:sz w:val="32"/>
-          <w:szCs w:val="32"/>
-        </w:rPr>
-      </w:pPr>
     </w:p>
     <w:sectPr>
       <w:footerReference w:type="default" r:id="rId8"/>
